--- a/Notes/Re_2026-04-23 Comments.docx
+++ b/Notes/Re_2026-04-23 Comments.docx
@@ -5228,6 +5228,9 @@
           <w:ilvl w:val="0"/>
           <w:numId w:val="1"/>
         </w:numPr>
+        <w:pBdr>
+          <w:bottom w:val="double" w:sz="6" w:space="1" w:color="auto"/>
+        </w:pBdr>
         <w:rPr>
           <w:rFonts w:eastAsiaTheme="minorHAnsi" w:cs="Times New Roman"/>
         </w:rPr>
@@ -5242,9 +5245,2766 @@
     <w:p>
       <w:pPr>
         <w:rPr>
-          <w:rFonts w:eastAsiaTheme="minorHAnsi" w:cs="Times New Roman"/>
-        </w:rPr>
-      </w:pPr>
+          <w:rFonts w:ascii="Segoe UI" w:hAnsi="Segoe UI" w:cs="Segoe UI"/>
+          <w:color w:val="242424"/>
+          <w:sz w:val="23"/>
+          <w:szCs w:val="23"/>
+          <w:shd w:val="clear" w:color="auto" w:fill="FFFFFF"/>
+        </w:rPr>
+      </w:pPr>
+      <w:r>
+        <w:rPr>
+          <w:rFonts w:ascii="Segoe UI" w:hAnsi="Segoe UI" w:cs="Segoe UI"/>
+          <w:color w:val="242424"/>
+          <w:sz w:val="23"/>
+          <w:szCs w:val="23"/>
+          <w:shd w:val="clear" w:color="auto" w:fill="FFFFFF"/>
+        </w:rPr>
+        <w:lastRenderedPageBreak/>
+        <w:t>1. P.3 7</w:t>
+      </w:r>
+      <w:r>
+        <w:rPr>
+          <w:rFonts w:ascii="Segoe UI" w:hAnsi="Segoe UI" w:cs="Segoe UI"/>
+          <w:color w:val="242424"/>
+          <w:sz w:val="23"/>
+          <w:szCs w:val="23"/>
+          <w:shd w:val="clear" w:color="auto" w:fill="FFFFFF"/>
+        </w:rPr>
+        <w:t>行目</w:t>
+      </w:r>
+      <w:r>
+        <w:rPr>
+          <w:rFonts w:ascii="Segoe UI" w:hAnsi="Segoe UI" w:cs="Segoe UI"/>
+          <w:color w:val="242424"/>
+          <w:sz w:val="23"/>
+          <w:szCs w:val="23"/>
+          <w:shd w:val="clear" w:color="auto" w:fill="FFFFFF"/>
+        </w:rPr>
+        <w:t xml:space="preserve">: </w:t>
+      </w:r>
+      <w:proofErr w:type="gramStart"/>
+      <w:r>
+        <w:rPr>
+          <w:rFonts w:ascii="Segoe UI" w:hAnsi="Segoe UI" w:cs="Segoe UI"/>
+          <w:color w:val="242424"/>
+          <w:sz w:val="23"/>
+          <w:szCs w:val="23"/>
+          <w:shd w:val="clear" w:color="auto" w:fill="FFFFFF"/>
+        </w:rPr>
+        <w:t>...,</w:t>
+      </w:r>
+      <w:proofErr w:type="gramEnd"/>
+      <w:r>
+        <w:rPr>
+          <w:rFonts w:ascii="Segoe UI" w:hAnsi="Segoe UI" w:cs="Segoe UI"/>
+          <w:color w:val="242424"/>
+          <w:sz w:val="23"/>
+          <w:szCs w:val="23"/>
+          <w:shd w:val="clear" w:color="auto" w:fill="FFFFFF"/>
+        </w:rPr>
+        <w:t xml:space="preserve"> she makes it more difficult</w:t>
+      </w:r>
+      <w:proofErr w:type="gramStart"/>
+      <w:r>
+        <w:rPr>
+          <w:rFonts w:ascii="Segoe UI" w:hAnsi="Segoe UI" w:cs="Segoe UI"/>
+          <w:color w:val="242424"/>
+          <w:sz w:val="23"/>
+          <w:szCs w:val="23"/>
+          <w:shd w:val="clear" w:color="auto" w:fill="FFFFFF"/>
+        </w:rPr>
+        <w:t>...</w:t>
+      </w:r>
+      <w:proofErr w:type="gramEnd"/>
+      <w:r>
+        <w:rPr>
+          <w:rFonts w:ascii="Segoe UI" w:hAnsi="Segoe UI" w:cs="Segoe UI"/>
+          <w:color w:val="242424"/>
+          <w:sz w:val="23"/>
+          <w:szCs w:val="23"/>
+          <w:shd w:val="clear" w:color="auto" w:fill="FFFFFF"/>
+        </w:rPr>
+        <w:t>は、</w:t>
+      </w:r>
+      <w:r>
+        <w:rPr>
+          <w:rFonts w:ascii="Segoe UI" w:hAnsi="Segoe UI" w:cs="Segoe UI"/>
+          <w:color w:val="242424"/>
+          <w:sz w:val="23"/>
+          <w:szCs w:val="23"/>
+          <w:shd w:val="clear" w:color="auto" w:fill="FFFFFF"/>
+        </w:rPr>
+        <w:t>she can make it more difficult</w:t>
+      </w:r>
+      <w:proofErr w:type="gramStart"/>
+      <w:r>
+        <w:rPr>
+          <w:rFonts w:ascii="Segoe UI" w:hAnsi="Segoe UI" w:cs="Segoe UI"/>
+          <w:color w:val="242424"/>
+          <w:sz w:val="23"/>
+          <w:szCs w:val="23"/>
+          <w:shd w:val="clear" w:color="auto" w:fill="FFFFFF"/>
+        </w:rPr>
+        <w:t>...</w:t>
+      </w:r>
+      <w:proofErr w:type="gramEnd"/>
+      <w:r>
+        <w:rPr>
+          <w:rFonts w:ascii="Segoe UI" w:hAnsi="Segoe UI" w:cs="Segoe UI"/>
+          <w:color w:val="242424"/>
+          <w:sz w:val="23"/>
+          <w:szCs w:val="23"/>
+          <w:shd w:val="clear" w:color="auto" w:fill="FFFFFF"/>
+        </w:rPr>
+        <w:t>の方が良いでしょうか。</w:t>
+      </w:r>
+      <w:r>
+        <w:rPr>
+          <w:rFonts w:ascii="Segoe UI" w:hAnsi="Segoe UI" w:cs="Segoe UI"/>
+          <w:color w:val="242424"/>
+          <w:sz w:val="23"/>
+          <w:szCs w:val="23"/>
+          <w:shd w:val="clear" w:color="auto" w:fill="FFFFFF"/>
+        </w:rPr>
+        <w:t>Obfuscation</w:t>
+      </w:r>
+      <w:r>
+        <w:rPr>
+          <w:rFonts w:ascii="Segoe UI" w:hAnsi="Segoe UI" w:cs="Segoe UI"/>
+          <w:color w:val="242424"/>
+          <w:sz w:val="23"/>
+          <w:szCs w:val="23"/>
+          <w:shd w:val="clear" w:color="auto" w:fill="FFFFFF"/>
+        </w:rPr>
+        <w:t>はあくまでも選択であって、しなくても良いことなので。</w:t>
+      </w:r>
+      <w:r>
+        <w:rPr>
+          <w:rFonts w:ascii="Segoe UI" w:hAnsi="Segoe UI" w:cs="Segoe UI"/>
+          <w:color w:val="242424"/>
+          <w:sz w:val="23"/>
+          <w:szCs w:val="23"/>
+        </w:rPr>
+        <w:br/>
+      </w:r>
+      <w:r>
+        <w:rPr>
+          <w:rFonts w:ascii="Segoe UI" w:hAnsi="Segoe UI" w:cs="Segoe UI"/>
+          <w:color w:val="242424"/>
+          <w:sz w:val="23"/>
+          <w:szCs w:val="23"/>
+        </w:rPr>
+        <w:br/>
+      </w:r>
+      <w:r>
+        <w:rPr>
+          <w:rFonts w:ascii="Segoe UI" w:hAnsi="Segoe UI" w:cs="Segoe UI"/>
+          <w:color w:val="242424"/>
+          <w:sz w:val="23"/>
+          <w:szCs w:val="23"/>
+          <w:shd w:val="clear" w:color="auto" w:fill="FFFFFF"/>
+        </w:rPr>
+        <w:t>2. P.3</w:t>
+      </w:r>
+      <w:r>
+        <w:rPr>
+          <w:rFonts w:ascii="Segoe UI" w:hAnsi="Segoe UI" w:cs="Segoe UI"/>
+          <w:color w:val="242424"/>
+          <w:sz w:val="23"/>
+          <w:szCs w:val="23"/>
+          <w:shd w:val="clear" w:color="auto" w:fill="FFFFFF"/>
+        </w:rPr>
+        <w:t>下の方：</w:t>
+      </w:r>
+      <w:r>
+        <w:rPr>
+          <w:rFonts w:ascii="Segoe UI" w:hAnsi="Segoe UI" w:cs="Segoe UI"/>
+          <w:color w:val="242424"/>
+          <w:sz w:val="23"/>
+          <w:szCs w:val="23"/>
+          <w:shd w:val="clear" w:color="auto" w:fill="FFFFFF"/>
+        </w:rPr>
+        <w:t>Key to our multiple equilibria are</w:t>
+      </w:r>
+      <w:proofErr w:type="gramStart"/>
+      <w:r>
+        <w:rPr>
+          <w:rFonts w:ascii="Segoe UI" w:hAnsi="Segoe UI" w:cs="Segoe UI"/>
+          <w:color w:val="242424"/>
+          <w:sz w:val="23"/>
+          <w:szCs w:val="23"/>
+          <w:shd w:val="clear" w:color="auto" w:fill="FFFFFF"/>
+        </w:rPr>
+        <w:t>...</w:t>
+      </w:r>
+      <w:proofErr w:type="gramEnd"/>
+      <w:r>
+        <w:rPr>
+          <w:rFonts w:ascii="Segoe UI" w:hAnsi="Segoe UI" w:cs="Segoe UI"/>
+          <w:color w:val="242424"/>
+          <w:sz w:val="23"/>
+          <w:szCs w:val="23"/>
+          <w:shd w:val="clear" w:color="auto" w:fill="FFFFFF"/>
+        </w:rPr>
+        <w:t>は、複数形か微妙な気がするので、</w:t>
+      </w:r>
+      <w:r>
+        <w:rPr>
+          <w:rFonts w:ascii="Segoe UI" w:hAnsi="Segoe UI" w:cs="Segoe UI"/>
+          <w:color w:val="242424"/>
+          <w:sz w:val="23"/>
+          <w:szCs w:val="23"/>
+          <w:shd w:val="clear" w:color="auto" w:fill="FFFFFF"/>
+        </w:rPr>
+        <w:t xml:space="preserve">The key to our multiple equilibria lies in the manager's conflicting motives to reveal her skill: </w:t>
+      </w:r>
+      <w:r>
+        <w:rPr>
+          <w:rFonts w:ascii="Segoe UI" w:hAnsi="Segoe UI" w:cs="Segoe UI"/>
+          <w:color w:val="242424"/>
+          <w:sz w:val="23"/>
+          <w:szCs w:val="23"/>
+          <w:shd w:val="clear" w:color="auto" w:fill="FFFFFF"/>
+        </w:rPr>
+        <w:t>でいかがでしょうか。</w:t>
+      </w:r>
+      <w:r>
+        <w:rPr>
+          <w:rFonts w:ascii="Segoe UI" w:hAnsi="Segoe UI" w:cs="Segoe UI"/>
+          <w:color w:val="242424"/>
+          <w:sz w:val="23"/>
+          <w:szCs w:val="23"/>
+        </w:rPr>
+        <w:br/>
+      </w:r>
+      <w:r>
+        <w:rPr>
+          <w:rFonts w:ascii="Segoe UI" w:hAnsi="Segoe UI" w:cs="Segoe UI"/>
+          <w:color w:val="242424"/>
+          <w:sz w:val="23"/>
+          <w:szCs w:val="23"/>
+        </w:rPr>
+        <w:br/>
+      </w:r>
+      <w:r>
+        <w:rPr>
+          <w:rFonts w:ascii="Segoe UI" w:hAnsi="Segoe UI" w:cs="Segoe UI"/>
+          <w:color w:val="242424"/>
+          <w:sz w:val="23"/>
+          <w:szCs w:val="23"/>
+          <w:shd w:val="clear" w:color="auto" w:fill="FFFFFF"/>
+        </w:rPr>
+        <w:t>3. P.4 5</w:t>
+      </w:r>
+      <w:r>
+        <w:rPr>
+          <w:rFonts w:ascii="Segoe UI" w:hAnsi="Segoe UI" w:cs="Segoe UI"/>
+          <w:color w:val="242424"/>
+          <w:sz w:val="23"/>
+          <w:szCs w:val="23"/>
+          <w:shd w:val="clear" w:color="auto" w:fill="FFFFFF"/>
+        </w:rPr>
+        <w:t>行目：</w:t>
+      </w:r>
+      <w:proofErr w:type="gramStart"/>
+      <w:r>
+        <w:rPr>
+          <w:rFonts w:ascii="Segoe UI" w:hAnsi="Segoe UI" w:cs="Segoe UI"/>
+          <w:color w:val="242424"/>
+          <w:sz w:val="23"/>
+          <w:szCs w:val="23"/>
+          <w:shd w:val="clear" w:color="auto" w:fill="FFFFFF"/>
+        </w:rPr>
+        <w:t>...</w:t>
+      </w:r>
+      <w:proofErr w:type="gramEnd"/>
+      <w:r>
+        <w:rPr>
+          <w:rFonts w:ascii="Segoe UI" w:hAnsi="Segoe UI" w:cs="Segoe UI"/>
+          <w:color w:val="242424"/>
+          <w:sz w:val="23"/>
+          <w:szCs w:val="23"/>
+          <w:shd w:val="clear" w:color="auto" w:fill="FFFFFF"/>
+        </w:rPr>
+        <w:t>determined by investors' beliefs</w:t>
+      </w:r>
+      <w:r>
+        <w:rPr>
+          <w:rFonts w:ascii="Segoe UI" w:hAnsi="Segoe UI" w:cs="Segoe UI"/>
+          <w:color w:val="242424"/>
+          <w:sz w:val="23"/>
+          <w:szCs w:val="23"/>
+          <w:shd w:val="clear" w:color="auto" w:fill="FFFFFF"/>
+        </w:rPr>
+        <w:t>は、の「</w:t>
+      </w:r>
+      <w:r>
+        <w:rPr>
+          <w:rFonts w:ascii="Segoe UI" w:hAnsi="Segoe UI" w:cs="Segoe UI"/>
+          <w:color w:val="242424"/>
+          <w:sz w:val="23"/>
+          <w:szCs w:val="23"/>
+          <w:shd w:val="clear" w:color="auto" w:fill="FFFFFF"/>
+        </w:rPr>
+        <w:t>beliefs</w:t>
+      </w:r>
+      <w:r>
+        <w:rPr>
+          <w:rFonts w:ascii="Segoe UI" w:hAnsi="Segoe UI" w:cs="Segoe UI"/>
+          <w:color w:val="242424"/>
+          <w:sz w:val="23"/>
+          <w:szCs w:val="23"/>
+          <w:shd w:val="clear" w:color="auto" w:fill="FFFFFF"/>
+        </w:rPr>
+        <w:t>」は、「</w:t>
+      </w:r>
+      <w:r>
+        <w:rPr>
+          <w:rFonts w:ascii="Segoe UI" w:hAnsi="Segoe UI" w:cs="Segoe UI"/>
+          <w:color w:val="242424"/>
+          <w:sz w:val="23"/>
+          <w:szCs w:val="23"/>
+          <w:shd w:val="clear" w:color="auto" w:fill="FFFFFF"/>
+        </w:rPr>
+        <w:t>self-fulfilling beliefs</w:t>
+      </w:r>
+      <w:r>
+        <w:rPr>
+          <w:rFonts w:ascii="Segoe UI" w:hAnsi="Segoe UI" w:cs="Segoe UI"/>
+          <w:color w:val="242424"/>
+          <w:sz w:val="23"/>
+          <w:szCs w:val="23"/>
+          <w:shd w:val="clear" w:color="auto" w:fill="FFFFFF"/>
+        </w:rPr>
+        <w:t>」と書くと分かりやすいでしょうか。</w:t>
+      </w:r>
+      <w:r>
+        <w:rPr>
+          <w:rFonts w:ascii="Segoe UI" w:hAnsi="Segoe UI" w:cs="Segoe UI"/>
+          <w:color w:val="242424"/>
+          <w:sz w:val="23"/>
+          <w:szCs w:val="23"/>
+        </w:rPr>
+        <w:br/>
+      </w:r>
+      <w:r>
+        <w:rPr>
+          <w:rFonts w:ascii="Segoe UI" w:hAnsi="Segoe UI" w:cs="Segoe UI"/>
+          <w:color w:val="242424"/>
+          <w:sz w:val="23"/>
+          <w:szCs w:val="23"/>
+        </w:rPr>
+        <w:br/>
+      </w:r>
+      <w:r>
+        <w:rPr>
+          <w:rFonts w:ascii="Segoe UI" w:hAnsi="Segoe UI" w:cs="Segoe UI"/>
+          <w:color w:val="242424"/>
+          <w:sz w:val="23"/>
+          <w:szCs w:val="23"/>
+          <w:shd w:val="clear" w:color="auto" w:fill="FFFFFF"/>
+        </w:rPr>
+        <w:t>4. P.4</w:t>
+      </w:r>
+      <w:r>
+        <w:rPr>
+          <w:rFonts w:ascii="Segoe UI" w:hAnsi="Segoe UI" w:cs="Segoe UI"/>
+          <w:color w:val="242424"/>
+          <w:sz w:val="23"/>
+          <w:szCs w:val="23"/>
+          <w:shd w:val="clear" w:color="auto" w:fill="FFFFFF"/>
+        </w:rPr>
+        <w:t>真ん中あたり：</w:t>
+      </w:r>
+      <w:proofErr w:type="gramStart"/>
+      <w:r>
+        <w:rPr>
+          <w:rFonts w:ascii="Segoe UI" w:hAnsi="Segoe UI" w:cs="Segoe UI"/>
+          <w:color w:val="242424"/>
+          <w:sz w:val="23"/>
+          <w:szCs w:val="23"/>
+          <w:shd w:val="clear" w:color="auto" w:fill="FFFFFF"/>
+        </w:rPr>
+        <w:t>...</w:t>
+      </w:r>
+      <w:proofErr w:type="gramEnd"/>
+      <w:r>
+        <w:rPr>
+          <w:rFonts w:ascii="Segoe UI" w:hAnsi="Segoe UI" w:cs="Segoe UI"/>
+          <w:color w:val="242424"/>
+          <w:sz w:val="23"/>
+          <w:szCs w:val="23"/>
+          <w:shd w:val="clear" w:color="auto" w:fill="FFFFFF"/>
+        </w:rPr>
+        <w:t xml:space="preserve"> to the reputation-driven equilibrium, where price volatility... </w:t>
+      </w:r>
+      <w:r>
+        <w:rPr>
+          <w:rFonts w:ascii="Segoe UI" w:hAnsi="Segoe UI" w:cs="Segoe UI"/>
+          <w:color w:val="242424"/>
+          <w:sz w:val="23"/>
+          <w:szCs w:val="23"/>
+          <w:shd w:val="clear" w:color="auto" w:fill="FFFFFF"/>
+        </w:rPr>
+        <w:t>の</w:t>
+      </w:r>
+      <w:r>
+        <w:rPr>
+          <w:rFonts w:ascii="Segoe UI" w:hAnsi="Segoe UI" w:cs="Segoe UI"/>
+          <w:color w:val="242424"/>
+          <w:sz w:val="23"/>
+          <w:szCs w:val="23"/>
+          <w:shd w:val="clear" w:color="auto" w:fill="FFFFFF"/>
+        </w:rPr>
+        <w:t>where</w:t>
+      </w:r>
+      <w:r>
+        <w:rPr>
+          <w:rFonts w:ascii="Segoe UI" w:hAnsi="Segoe UI" w:cs="Segoe UI"/>
+          <w:color w:val="242424"/>
+          <w:sz w:val="23"/>
+          <w:szCs w:val="23"/>
+          <w:shd w:val="clear" w:color="auto" w:fill="FFFFFF"/>
+        </w:rPr>
+        <w:t>の前のカンマはいらないかもしれません。</w:t>
+      </w:r>
+      <w:r>
+        <w:rPr>
+          <w:rFonts w:ascii="Segoe UI" w:hAnsi="Segoe UI" w:cs="Segoe UI"/>
+          <w:color w:val="242424"/>
+          <w:sz w:val="23"/>
+          <w:szCs w:val="23"/>
+        </w:rPr>
+        <w:br/>
+      </w:r>
+      <w:r>
+        <w:rPr>
+          <w:rFonts w:ascii="Segoe UI" w:hAnsi="Segoe UI" w:cs="Segoe UI"/>
+          <w:color w:val="242424"/>
+          <w:sz w:val="23"/>
+          <w:szCs w:val="23"/>
+        </w:rPr>
+        <w:br/>
+      </w:r>
+      <w:r>
+        <w:rPr>
+          <w:rFonts w:ascii="Segoe UI" w:hAnsi="Segoe UI" w:cs="Segoe UI"/>
+          <w:color w:val="242424"/>
+          <w:sz w:val="23"/>
+          <w:szCs w:val="23"/>
+          <w:shd w:val="clear" w:color="auto" w:fill="FFFFFF"/>
+        </w:rPr>
+        <w:t>5. P.4</w:t>
+      </w:r>
+      <w:r>
+        <w:rPr>
+          <w:rFonts w:ascii="Segoe UI" w:hAnsi="Segoe UI" w:cs="Segoe UI"/>
+          <w:color w:val="242424"/>
+          <w:sz w:val="23"/>
+          <w:szCs w:val="23"/>
+          <w:shd w:val="clear" w:color="auto" w:fill="FFFFFF"/>
+        </w:rPr>
+        <w:t>下から</w:t>
+      </w:r>
+      <w:r>
+        <w:rPr>
+          <w:rFonts w:ascii="Segoe UI" w:hAnsi="Segoe UI" w:cs="Segoe UI"/>
+          <w:color w:val="242424"/>
+          <w:sz w:val="23"/>
+          <w:szCs w:val="23"/>
+          <w:shd w:val="clear" w:color="auto" w:fill="FFFFFF"/>
+        </w:rPr>
+        <w:t>4</w:t>
+      </w:r>
+      <w:r>
+        <w:rPr>
+          <w:rFonts w:ascii="Segoe UI" w:hAnsi="Segoe UI" w:cs="Segoe UI"/>
+          <w:color w:val="242424"/>
+          <w:sz w:val="23"/>
+          <w:szCs w:val="23"/>
+          <w:shd w:val="clear" w:color="auto" w:fill="FFFFFF"/>
+        </w:rPr>
+        <w:t>行目：</w:t>
+      </w:r>
+      <w:r>
+        <w:rPr>
+          <w:rFonts w:ascii="Segoe UI" w:hAnsi="Segoe UI" w:cs="Segoe UI"/>
+          <w:color w:val="242424"/>
+          <w:sz w:val="23"/>
+          <w:szCs w:val="23"/>
+          <w:shd w:val="clear" w:color="auto" w:fill="FFFFFF"/>
+        </w:rPr>
+        <w:t xml:space="preserve">The optimal degree of obfuscation therefore increases with managers' skill. </w:t>
+      </w:r>
+      <w:r>
+        <w:rPr>
+          <w:rFonts w:ascii="Segoe UI" w:hAnsi="Segoe UI" w:cs="Segoe UI"/>
+          <w:color w:val="242424"/>
+          <w:sz w:val="23"/>
+          <w:szCs w:val="23"/>
+          <w:shd w:val="clear" w:color="auto" w:fill="FFFFFF"/>
+        </w:rPr>
+        <w:t>の「</w:t>
+      </w:r>
+      <w:r>
+        <w:rPr>
+          <w:rFonts w:ascii="Segoe UI" w:hAnsi="Segoe UI" w:cs="Segoe UI"/>
+          <w:color w:val="242424"/>
+          <w:sz w:val="23"/>
+          <w:szCs w:val="23"/>
+          <w:shd w:val="clear" w:color="auto" w:fill="FFFFFF"/>
+        </w:rPr>
+        <w:t>managers' skill</w:t>
+      </w:r>
+      <w:r>
+        <w:rPr>
+          <w:rFonts w:ascii="Segoe UI" w:hAnsi="Segoe UI" w:cs="Segoe UI"/>
+          <w:color w:val="242424"/>
+          <w:sz w:val="23"/>
+          <w:szCs w:val="23"/>
+          <w:shd w:val="clear" w:color="auto" w:fill="FFFFFF"/>
+        </w:rPr>
+        <w:t>」は、一般性をもたせて「</w:t>
+      </w:r>
+      <w:r>
+        <w:rPr>
+          <w:rFonts w:ascii="Segoe UI" w:hAnsi="Segoe UI" w:cs="Segoe UI"/>
+          <w:color w:val="242424"/>
+          <w:sz w:val="23"/>
+          <w:szCs w:val="23"/>
+          <w:shd w:val="clear" w:color="auto" w:fill="FFFFFF"/>
+        </w:rPr>
+        <w:t>manager skill</w:t>
+      </w:r>
+      <w:r>
+        <w:rPr>
+          <w:rFonts w:ascii="Segoe UI" w:hAnsi="Segoe UI" w:cs="Segoe UI"/>
+          <w:color w:val="242424"/>
+          <w:sz w:val="23"/>
+          <w:szCs w:val="23"/>
+          <w:shd w:val="clear" w:color="auto" w:fill="FFFFFF"/>
+        </w:rPr>
+        <w:t>」ではどうでしょうか。もしくは、「</w:t>
+      </w:r>
+      <w:r>
+        <w:rPr>
+          <w:rFonts w:ascii="Segoe UI" w:hAnsi="Segoe UI" w:cs="Segoe UI"/>
+          <w:color w:val="242424"/>
+          <w:sz w:val="23"/>
+          <w:szCs w:val="23"/>
+          <w:shd w:val="clear" w:color="auto" w:fill="FFFFFF"/>
+        </w:rPr>
+        <w:t>managers' skill levels</w:t>
+      </w:r>
+      <w:r>
+        <w:rPr>
+          <w:rFonts w:ascii="Segoe UI" w:hAnsi="Segoe UI" w:cs="Segoe UI"/>
+          <w:color w:val="242424"/>
+          <w:sz w:val="23"/>
+          <w:szCs w:val="23"/>
+          <w:shd w:val="clear" w:color="auto" w:fill="FFFFFF"/>
+        </w:rPr>
+        <w:t>」とかでしょうか。もしくは、文全体を「</w:t>
+      </w:r>
+      <w:r>
+        <w:rPr>
+          <w:rFonts w:ascii="Segoe UI" w:hAnsi="Segoe UI" w:cs="Segoe UI"/>
+          <w:color w:val="242424"/>
+          <w:sz w:val="23"/>
+          <w:szCs w:val="23"/>
+          <w:shd w:val="clear" w:color="auto" w:fill="FFFFFF"/>
+        </w:rPr>
+        <w:t xml:space="preserve">Therefore, more skilled managers optimally choose higher levels of obfuscation. </w:t>
+      </w:r>
+      <w:r>
+        <w:rPr>
+          <w:rFonts w:ascii="Segoe UI" w:hAnsi="Segoe UI" w:cs="Segoe UI"/>
+          <w:color w:val="242424"/>
+          <w:sz w:val="23"/>
+          <w:szCs w:val="23"/>
+          <w:shd w:val="clear" w:color="auto" w:fill="FFFFFF"/>
+        </w:rPr>
+        <w:t>」のようにしても良さそうです。</w:t>
+      </w:r>
+      <w:r>
+        <w:rPr>
+          <w:rFonts w:ascii="Segoe UI" w:hAnsi="Segoe UI" w:cs="Segoe UI"/>
+          <w:color w:val="242424"/>
+          <w:sz w:val="23"/>
+          <w:szCs w:val="23"/>
+        </w:rPr>
+        <w:br/>
+      </w:r>
+      <w:r>
+        <w:rPr>
+          <w:rFonts w:ascii="Segoe UI" w:hAnsi="Segoe UI" w:cs="Segoe UI"/>
+          <w:color w:val="242424"/>
+          <w:sz w:val="23"/>
+          <w:szCs w:val="23"/>
+        </w:rPr>
+        <w:br/>
+      </w:r>
+      <w:r>
+        <w:rPr>
+          <w:rFonts w:ascii="Segoe UI" w:hAnsi="Segoe UI" w:cs="Segoe UI"/>
+          <w:color w:val="4EA72E" w:themeColor="accent6"/>
+          <w:sz w:val="23"/>
+          <w:szCs w:val="23"/>
+          <w:shd w:val="clear" w:color="auto" w:fill="FFFFFF"/>
+        </w:rPr>
+        <w:t>6. P.5</w:t>
+      </w:r>
+      <w:r>
+        <w:rPr>
+          <w:rFonts w:ascii="Segoe UI" w:hAnsi="Segoe UI" w:cs="Segoe UI"/>
+          <w:color w:val="4EA72E" w:themeColor="accent6"/>
+          <w:sz w:val="23"/>
+          <w:szCs w:val="23"/>
+          <w:shd w:val="clear" w:color="auto" w:fill="FFFFFF"/>
+        </w:rPr>
+        <w:t>下の方：</w:t>
+      </w:r>
+      <w:r>
+        <w:rPr>
+          <w:rFonts w:ascii="Segoe UI" w:hAnsi="Segoe UI" w:cs="Segoe UI"/>
+          <w:color w:val="4EA72E" w:themeColor="accent6"/>
+          <w:sz w:val="23"/>
+          <w:szCs w:val="23"/>
+          <w:shd w:val="clear" w:color="auto" w:fill="FFFFFF"/>
+        </w:rPr>
+        <w:t>Carlin (2009)</w:t>
+      </w:r>
+      <w:r>
+        <w:rPr>
+          <w:rFonts w:ascii="Segoe UI" w:hAnsi="Segoe UI" w:cs="Segoe UI"/>
+          <w:color w:val="4EA72E" w:themeColor="accent6"/>
+          <w:sz w:val="23"/>
+          <w:szCs w:val="23"/>
+          <w:shd w:val="clear" w:color="auto" w:fill="FFFFFF"/>
+        </w:rPr>
+        <w:t>と</w:t>
+      </w:r>
+      <w:r>
+        <w:rPr>
+          <w:rFonts w:ascii="Segoe UI" w:hAnsi="Segoe UI" w:cs="Segoe UI"/>
+          <w:color w:val="4EA72E" w:themeColor="accent6"/>
+          <w:sz w:val="23"/>
+          <w:szCs w:val="23"/>
+          <w:shd w:val="clear" w:color="auto" w:fill="FFFFFF"/>
+        </w:rPr>
+        <w:t>Carlin and Manso (2011)</w:t>
+      </w:r>
+      <w:r>
+        <w:rPr>
+          <w:rFonts w:ascii="Segoe UI" w:hAnsi="Segoe UI" w:cs="Segoe UI"/>
+          <w:color w:val="4EA72E" w:themeColor="accent6"/>
+          <w:sz w:val="23"/>
+          <w:szCs w:val="23"/>
+          <w:shd w:val="clear" w:color="auto" w:fill="FFFFFF"/>
+        </w:rPr>
+        <w:t>は、「</w:t>
+      </w:r>
+      <w:r>
+        <w:rPr>
+          <w:rFonts w:ascii="Segoe UI" w:hAnsi="Segoe UI" w:cs="Segoe UI"/>
+          <w:color w:val="4EA72E" w:themeColor="accent6"/>
+          <w:sz w:val="23"/>
+          <w:szCs w:val="23"/>
+          <w:shd w:val="clear" w:color="auto" w:fill="FFFFFF"/>
+        </w:rPr>
+        <w:t>treat opacity as exogenously given</w:t>
+      </w:r>
+      <w:r>
+        <w:rPr>
+          <w:rFonts w:ascii="Segoe UI" w:hAnsi="Segoe UI" w:cs="Segoe UI"/>
+          <w:color w:val="4EA72E" w:themeColor="accent6"/>
+          <w:sz w:val="23"/>
+          <w:szCs w:val="23"/>
+          <w:shd w:val="clear" w:color="auto" w:fill="FFFFFF"/>
+        </w:rPr>
+        <w:t>」という言い方をして</w:t>
+      </w:r>
+      <w:r>
+        <w:rPr>
+          <w:rFonts w:ascii="Segoe UI" w:hAnsi="Segoe UI" w:cs="Segoe UI"/>
+          <w:color w:val="4EA72E" w:themeColor="accent6"/>
+          <w:sz w:val="23"/>
+          <w:szCs w:val="23"/>
+          <w:shd w:val="clear" w:color="auto" w:fill="FFFFFF"/>
+        </w:rPr>
+        <w:t>OK</w:t>
+      </w:r>
+      <w:r>
+        <w:rPr>
+          <w:rFonts w:ascii="Segoe UI" w:hAnsi="Segoe UI" w:cs="Segoe UI"/>
+          <w:color w:val="4EA72E" w:themeColor="accent6"/>
+          <w:sz w:val="23"/>
+          <w:szCs w:val="23"/>
+          <w:shd w:val="clear" w:color="auto" w:fill="FFFFFF"/>
+        </w:rPr>
+        <w:t>かどうかは要確認かもしれません。われわれの言う意味での</w:t>
+      </w:r>
+      <w:r>
+        <w:rPr>
+          <w:rFonts w:ascii="Segoe UI" w:hAnsi="Segoe UI" w:cs="Segoe UI"/>
+          <w:color w:val="4EA72E" w:themeColor="accent6"/>
+          <w:sz w:val="23"/>
+          <w:szCs w:val="23"/>
+          <w:shd w:val="clear" w:color="auto" w:fill="FFFFFF"/>
+        </w:rPr>
+        <w:t>strategic opacity</w:t>
+      </w:r>
+      <w:r>
+        <w:rPr>
+          <w:rFonts w:ascii="Segoe UI" w:hAnsi="Segoe UI" w:cs="Segoe UI"/>
+          <w:color w:val="4EA72E" w:themeColor="accent6"/>
+          <w:sz w:val="23"/>
+          <w:szCs w:val="23"/>
+          <w:shd w:val="clear" w:color="auto" w:fill="FFFFFF"/>
+        </w:rPr>
+        <w:t>ではないものの、何らかの形で内生的に扱っていたかもしれません。</w:t>
+      </w:r>
+      <w:r>
+        <w:rPr>
+          <w:rFonts w:ascii="Segoe UI" w:hAnsi="Segoe UI" w:cs="Segoe UI"/>
+          <w:color w:val="242424"/>
+          <w:sz w:val="23"/>
+          <w:szCs w:val="23"/>
+        </w:rPr>
+        <w:br/>
+      </w:r>
+      <w:r>
+        <w:rPr>
+          <w:rFonts w:ascii="Segoe UI" w:hAnsi="Segoe UI" w:cs="Segoe UI"/>
+          <w:color w:val="242424"/>
+          <w:sz w:val="23"/>
+          <w:szCs w:val="23"/>
+        </w:rPr>
+        <w:br/>
+      </w:r>
+      <w:r>
+        <w:rPr>
+          <w:rFonts w:ascii="Segoe UI" w:hAnsi="Segoe UI" w:cs="Segoe UI"/>
+          <w:color w:val="242424"/>
+          <w:sz w:val="23"/>
+          <w:szCs w:val="23"/>
+          <w:shd w:val="clear" w:color="auto" w:fill="FFFFFF"/>
+        </w:rPr>
+        <w:t>7. P.13</w:t>
+      </w:r>
+      <w:r>
+        <w:rPr>
+          <w:rFonts w:ascii="Segoe UI" w:hAnsi="Segoe UI" w:cs="Segoe UI"/>
+          <w:color w:val="242424"/>
+          <w:sz w:val="23"/>
+          <w:szCs w:val="23"/>
+          <w:shd w:val="clear" w:color="auto" w:fill="FFFFFF"/>
+        </w:rPr>
+        <w:t>真ん中あたり：「</w:t>
+      </w:r>
+      <w:r>
+        <w:rPr>
+          <w:rFonts w:ascii="Segoe UI" w:hAnsi="Segoe UI" w:cs="Segoe UI"/>
+          <w:color w:val="242424"/>
+          <w:sz w:val="23"/>
+          <w:szCs w:val="23"/>
+          <w:shd w:val="clear" w:color="auto" w:fill="FFFFFF"/>
+        </w:rPr>
+        <w:t>...are linearly increasing in the expected trading profit conditional on the fund information, E[\</w:t>
+      </w:r>
+      <w:proofErr w:type="spellStart"/>
+      <w:r>
+        <w:rPr>
+          <w:rFonts w:ascii="Segoe UI" w:hAnsi="Segoe UI" w:cs="Segoe UI"/>
+          <w:color w:val="242424"/>
+          <w:sz w:val="23"/>
+          <w:szCs w:val="23"/>
+          <w:shd w:val="clear" w:color="auto" w:fill="FFFFFF"/>
+        </w:rPr>
+        <w:t>pi|f</w:t>
+      </w:r>
+      <w:proofErr w:type="spellEnd"/>
+      <w:r>
+        <w:rPr>
+          <w:rFonts w:ascii="Segoe UI" w:hAnsi="Segoe UI" w:cs="Segoe UI"/>
+          <w:color w:val="242424"/>
+          <w:sz w:val="23"/>
+          <w:szCs w:val="23"/>
+          <w:shd w:val="clear" w:color="auto" w:fill="FFFFFF"/>
+        </w:rPr>
+        <w:t>].</w:t>
+      </w:r>
+      <w:r>
+        <w:rPr>
+          <w:rFonts w:ascii="Segoe UI" w:hAnsi="Segoe UI" w:cs="Segoe UI"/>
+          <w:color w:val="242424"/>
+          <w:sz w:val="23"/>
+          <w:szCs w:val="23"/>
+          <w:shd w:val="clear" w:color="auto" w:fill="FFFFFF"/>
+        </w:rPr>
+        <w:t>」は、「</w:t>
+      </w:r>
+      <w:r>
+        <w:rPr>
+          <w:rFonts w:ascii="Segoe UI" w:hAnsi="Segoe UI" w:cs="Segoe UI"/>
+          <w:color w:val="242424"/>
+          <w:sz w:val="23"/>
+          <w:szCs w:val="23"/>
+          <w:shd w:val="clear" w:color="auto" w:fill="FFFFFF"/>
+        </w:rPr>
+        <w:t>investors</w:t>
+      </w:r>
+      <w:r>
+        <w:rPr>
+          <w:rFonts w:ascii="Segoe UI" w:hAnsi="Segoe UI" w:cs="Segoe UI"/>
+          <w:color w:val="242424"/>
+          <w:sz w:val="23"/>
+          <w:szCs w:val="23"/>
+          <w:shd w:val="clear" w:color="auto" w:fill="FFFFFF"/>
+        </w:rPr>
+        <w:t>目線の」</w:t>
+      </w:r>
+      <w:r>
+        <w:rPr>
+          <w:rFonts w:ascii="Segoe UI" w:hAnsi="Segoe UI" w:cs="Segoe UI"/>
+          <w:color w:val="242424"/>
+          <w:sz w:val="23"/>
+          <w:szCs w:val="23"/>
+          <w:shd w:val="clear" w:color="auto" w:fill="FFFFFF"/>
+        </w:rPr>
+        <w:t>expectation</w:t>
+      </w:r>
+      <w:r>
+        <w:rPr>
+          <w:rFonts w:ascii="Segoe UI" w:hAnsi="Segoe UI" w:cs="Segoe UI"/>
+          <w:color w:val="242424"/>
+          <w:sz w:val="23"/>
+          <w:szCs w:val="23"/>
+          <w:shd w:val="clear" w:color="auto" w:fill="FFFFFF"/>
+        </w:rPr>
+        <w:t>だということを強調した方が良いと思うので、「</w:t>
+      </w:r>
+      <w:r>
+        <w:rPr>
+          <w:rFonts w:ascii="Segoe UI" w:hAnsi="Segoe UI" w:cs="Segoe UI"/>
+          <w:color w:val="242424"/>
+          <w:sz w:val="23"/>
+          <w:szCs w:val="23"/>
+          <w:shd w:val="clear" w:color="auto" w:fill="FFFFFF"/>
+        </w:rPr>
+        <w:t>...conditional on investors' information, E[\</w:t>
+      </w:r>
+      <w:proofErr w:type="spellStart"/>
+      <w:r>
+        <w:rPr>
+          <w:rFonts w:ascii="Segoe UI" w:hAnsi="Segoe UI" w:cs="Segoe UI"/>
+          <w:color w:val="242424"/>
+          <w:sz w:val="23"/>
+          <w:szCs w:val="23"/>
+          <w:shd w:val="clear" w:color="auto" w:fill="FFFFFF"/>
+        </w:rPr>
+        <w:t>pi|f</w:t>
+      </w:r>
+      <w:proofErr w:type="spellEnd"/>
+      <w:r>
+        <w:rPr>
+          <w:rFonts w:ascii="Segoe UI" w:hAnsi="Segoe UI" w:cs="Segoe UI"/>
+          <w:color w:val="242424"/>
+          <w:sz w:val="23"/>
+          <w:szCs w:val="23"/>
+          <w:shd w:val="clear" w:color="auto" w:fill="FFFFFF"/>
+        </w:rPr>
+        <w:t xml:space="preserve">]. </w:t>
+      </w:r>
+      <w:r>
+        <w:rPr>
+          <w:rFonts w:ascii="Segoe UI" w:hAnsi="Segoe UI" w:cs="Segoe UI"/>
+          <w:color w:val="242424"/>
+          <w:sz w:val="23"/>
+          <w:szCs w:val="23"/>
+          <w:shd w:val="clear" w:color="auto" w:fill="FFFFFF"/>
+        </w:rPr>
+        <w:t>」ではいかがでしょうか。</w:t>
+      </w:r>
+      <w:r>
+        <w:rPr>
+          <w:rFonts w:ascii="Segoe UI" w:hAnsi="Segoe UI" w:cs="Segoe UI"/>
+          <w:color w:val="242424"/>
+          <w:sz w:val="23"/>
+          <w:szCs w:val="23"/>
+        </w:rPr>
+        <w:br/>
+      </w:r>
+      <w:r>
+        <w:rPr>
+          <w:rFonts w:ascii="Segoe UI" w:hAnsi="Segoe UI" w:cs="Segoe UI"/>
+          <w:color w:val="242424"/>
+          <w:sz w:val="23"/>
+          <w:szCs w:val="23"/>
+        </w:rPr>
+        <w:br/>
+      </w:r>
+      <w:r>
+        <w:rPr>
+          <w:rFonts w:ascii="Segoe UI" w:hAnsi="Segoe UI" w:cs="Segoe UI"/>
+          <w:color w:val="242424"/>
+          <w:sz w:val="23"/>
+          <w:szCs w:val="23"/>
+          <w:shd w:val="clear" w:color="auto" w:fill="FFFFFF"/>
+        </w:rPr>
+        <w:t>8. P.14</w:t>
+      </w:r>
+      <w:r>
+        <w:rPr>
+          <w:rFonts w:ascii="Segoe UI" w:hAnsi="Segoe UI" w:cs="Segoe UI"/>
+          <w:color w:val="242424"/>
+          <w:sz w:val="23"/>
+          <w:szCs w:val="23"/>
+          <w:shd w:val="clear" w:color="auto" w:fill="FFFFFF"/>
+        </w:rPr>
+        <w:t>下：「</w:t>
+      </w:r>
+      <w:r>
+        <w:rPr>
+          <w:rFonts w:ascii="Segoe UI" w:hAnsi="Segoe UI" w:cs="Segoe UI"/>
+          <w:color w:val="242424"/>
+          <w:sz w:val="23"/>
+          <w:szCs w:val="23"/>
+          <w:shd w:val="clear" w:color="auto" w:fill="FFFFFF"/>
+        </w:rPr>
+        <w:t>Lemma 3.1 implies that</w:t>
+      </w:r>
+      <w:proofErr w:type="gramStart"/>
+      <w:r>
+        <w:rPr>
+          <w:rFonts w:ascii="Segoe UI" w:hAnsi="Segoe UI" w:cs="Segoe UI"/>
+          <w:color w:val="242424"/>
+          <w:sz w:val="23"/>
+          <w:szCs w:val="23"/>
+          <w:shd w:val="clear" w:color="auto" w:fill="FFFFFF"/>
+        </w:rPr>
+        <w:t>...</w:t>
+      </w:r>
+      <w:proofErr w:type="gramEnd"/>
+      <w:r>
+        <w:rPr>
+          <w:rFonts w:ascii="Segoe UI" w:hAnsi="Segoe UI" w:cs="Segoe UI"/>
+          <w:color w:val="242424"/>
+          <w:sz w:val="23"/>
+          <w:szCs w:val="23"/>
+          <w:shd w:val="clear" w:color="auto" w:fill="FFFFFF"/>
+        </w:rPr>
+        <w:t>」は、「</w:t>
+      </w:r>
+      <w:r>
+        <w:rPr>
+          <w:rFonts w:ascii="Segoe UI" w:hAnsi="Segoe UI" w:cs="Segoe UI"/>
+          <w:color w:val="242424"/>
+          <w:sz w:val="23"/>
+          <w:szCs w:val="23"/>
+          <w:shd w:val="clear" w:color="auto" w:fill="FFFFFF"/>
+        </w:rPr>
+        <w:t>Equation (3.7) and Lemma 3.1 jointly imply that</w:t>
+      </w:r>
+      <w:proofErr w:type="gramStart"/>
+      <w:r>
+        <w:rPr>
+          <w:rFonts w:ascii="Segoe UI" w:hAnsi="Segoe UI" w:cs="Segoe UI"/>
+          <w:color w:val="242424"/>
+          <w:sz w:val="23"/>
+          <w:szCs w:val="23"/>
+          <w:shd w:val="clear" w:color="auto" w:fill="FFFFFF"/>
+        </w:rPr>
+        <w:t>...</w:t>
+      </w:r>
+      <w:proofErr w:type="gramEnd"/>
+      <w:r>
+        <w:rPr>
+          <w:rFonts w:ascii="Segoe UI" w:hAnsi="Segoe UI" w:cs="Segoe UI"/>
+          <w:color w:val="242424"/>
+          <w:sz w:val="23"/>
+          <w:szCs w:val="23"/>
+          <w:shd w:val="clear" w:color="auto" w:fill="FFFFFF"/>
+        </w:rPr>
+        <w:t>」の方が分かりやすいでしょうか。もしくは、そもそも</w:t>
+      </w:r>
+      <w:r>
+        <w:rPr>
+          <w:rFonts w:ascii="Segoe UI" w:hAnsi="Segoe UI" w:cs="Segoe UI"/>
+          <w:color w:val="242424"/>
+          <w:sz w:val="23"/>
+          <w:szCs w:val="23"/>
+          <w:shd w:val="clear" w:color="auto" w:fill="FFFFFF"/>
+        </w:rPr>
+        <w:t>Lemma 3.1</w:t>
+      </w:r>
+      <w:r>
+        <w:rPr>
+          <w:rFonts w:ascii="Segoe UI" w:hAnsi="Segoe UI" w:cs="Segoe UI"/>
+          <w:color w:val="242424"/>
+          <w:sz w:val="23"/>
+          <w:szCs w:val="23"/>
+          <w:shd w:val="clear" w:color="auto" w:fill="FFFFFF"/>
+        </w:rPr>
+        <w:t>を</w:t>
+      </w:r>
+      <w:r>
+        <w:rPr>
+          <w:rFonts w:ascii="Segoe UI" w:hAnsi="Segoe UI" w:cs="Segoe UI"/>
+          <w:color w:val="242424"/>
+          <w:sz w:val="23"/>
+          <w:szCs w:val="23"/>
+          <w:shd w:val="clear" w:color="auto" w:fill="FFFFFF"/>
+        </w:rPr>
+        <w:t>M</w:t>
+      </w:r>
+      <w:r>
+        <w:rPr>
+          <w:rFonts w:ascii="Segoe UI" w:hAnsi="Segoe UI" w:cs="Segoe UI"/>
+          <w:color w:val="242424"/>
+          <w:sz w:val="23"/>
+          <w:szCs w:val="23"/>
+          <w:shd w:val="clear" w:color="auto" w:fill="FFFFFF"/>
+        </w:rPr>
+        <w:t>についてのものにしてしまうという手もあるかもしれません。</w:t>
+      </w:r>
+      <w:r>
+        <w:rPr>
+          <w:rFonts w:ascii="Segoe UI" w:hAnsi="Segoe UI" w:cs="Segoe UI"/>
+          <w:color w:val="242424"/>
+          <w:sz w:val="23"/>
+          <w:szCs w:val="23"/>
+        </w:rPr>
+        <w:br/>
+      </w:r>
+      <w:r>
+        <w:rPr>
+          <w:rFonts w:ascii="Segoe UI" w:hAnsi="Segoe UI" w:cs="Segoe UI"/>
+          <w:color w:val="242424"/>
+          <w:sz w:val="23"/>
+          <w:szCs w:val="23"/>
+        </w:rPr>
+        <w:br/>
+      </w:r>
+      <w:r>
+        <w:rPr>
+          <w:rFonts w:ascii="Segoe UI" w:hAnsi="Segoe UI" w:cs="Segoe UI"/>
+          <w:color w:val="242424"/>
+          <w:sz w:val="23"/>
+          <w:szCs w:val="23"/>
+          <w:shd w:val="clear" w:color="auto" w:fill="FFFFFF"/>
+        </w:rPr>
+        <w:t>9. P.15</w:t>
+      </w:r>
+      <w:r>
+        <w:rPr>
+          <w:rFonts w:ascii="Segoe UI" w:hAnsi="Segoe UI" w:cs="Segoe UI"/>
+          <w:color w:val="242424"/>
+          <w:sz w:val="23"/>
+          <w:szCs w:val="23"/>
+          <w:shd w:val="clear" w:color="auto" w:fill="FFFFFF"/>
+        </w:rPr>
+        <w:t>下の方：「</w:t>
+      </w:r>
+      <w:proofErr w:type="gramStart"/>
+      <w:r>
+        <w:rPr>
+          <w:rFonts w:ascii="Segoe UI" w:hAnsi="Segoe UI" w:cs="Segoe UI"/>
+          <w:color w:val="242424"/>
+          <w:sz w:val="23"/>
+          <w:szCs w:val="23"/>
+          <w:shd w:val="clear" w:color="auto" w:fill="FFFFFF"/>
+        </w:rPr>
+        <w:t>...</w:t>
+      </w:r>
+      <w:proofErr w:type="gramEnd"/>
+      <w:r>
+        <w:rPr>
+          <w:rFonts w:ascii="Segoe UI" w:hAnsi="Segoe UI" w:cs="Segoe UI"/>
+          <w:color w:val="242424"/>
+          <w:sz w:val="23"/>
+          <w:szCs w:val="23"/>
+          <w:shd w:val="clear" w:color="auto" w:fill="FFFFFF"/>
+        </w:rPr>
+        <w:t>(3.10) and leads to the strategic complementarity</w:t>
+      </w:r>
+      <w:proofErr w:type="gramStart"/>
+      <w:r>
+        <w:rPr>
+          <w:rFonts w:ascii="Segoe UI" w:hAnsi="Segoe UI" w:cs="Segoe UI"/>
+          <w:color w:val="242424"/>
+          <w:sz w:val="23"/>
+          <w:szCs w:val="23"/>
+          <w:shd w:val="clear" w:color="auto" w:fill="FFFFFF"/>
+        </w:rPr>
+        <w:t>...</w:t>
+      </w:r>
+      <w:proofErr w:type="gramEnd"/>
+      <w:r>
+        <w:rPr>
+          <w:rFonts w:ascii="Segoe UI" w:hAnsi="Segoe UI" w:cs="Segoe UI"/>
+          <w:color w:val="242424"/>
+          <w:sz w:val="23"/>
+          <w:szCs w:val="23"/>
+          <w:shd w:val="clear" w:color="auto" w:fill="FFFFFF"/>
+        </w:rPr>
+        <w:t>」は、</w:t>
+      </w:r>
+      <w:r>
+        <w:rPr>
+          <w:rFonts w:ascii="Segoe UI" w:hAnsi="Segoe UI" w:cs="Segoe UI"/>
+          <w:color w:val="242424"/>
+          <w:sz w:val="23"/>
+          <w:szCs w:val="23"/>
+          <w:shd w:val="clear" w:color="auto" w:fill="FFFFFF"/>
+        </w:rPr>
+        <w:t>strategic complementarity</w:t>
+      </w:r>
+      <w:r>
+        <w:rPr>
+          <w:rFonts w:ascii="Segoe UI" w:hAnsi="Segoe UI" w:cs="Segoe UI"/>
+          <w:color w:val="242424"/>
+          <w:sz w:val="23"/>
+          <w:szCs w:val="23"/>
+          <w:shd w:val="clear" w:color="auto" w:fill="FFFFFF"/>
+        </w:rPr>
+        <w:t>がやや唐突なので、「</w:t>
+      </w:r>
+      <w:proofErr w:type="gramStart"/>
+      <w:r>
+        <w:rPr>
+          <w:rFonts w:ascii="Segoe UI" w:hAnsi="Segoe UI" w:cs="Segoe UI"/>
+          <w:color w:val="242424"/>
+          <w:sz w:val="23"/>
+          <w:szCs w:val="23"/>
+          <w:shd w:val="clear" w:color="auto" w:fill="FFFFFF"/>
+        </w:rPr>
+        <w:t>...</w:t>
+      </w:r>
+      <w:proofErr w:type="gramEnd"/>
+      <w:r>
+        <w:rPr>
+          <w:rFonts w:ascii="Segoe UI" w:hAnsi="Segoe UI" w:cs="Segoe UI"/>
+          <w:color w:val="242424"/>
+          <w:sz w:val="23"/>
+          <w:szCs w:val="23"/>
+          <w:shd w:val="clear" w:color="auto" w:fill="FFFFFF"/>
+        </w:rPr>
+        <w:t xml:space="preserve">(3.10), which, as shown later, leads to the </w:t>
+      </w:r>
+      <w:r>
+        <w:rPr>
+          <w:rFonts w:ascii="Segoe UI" w:hAnsi="Segoe UI" w:cs="Segoe UI"/>
+          <w:color w:val="242424"/>
+          <w:sz w:val="23"/>
+          <w:szCs w:val="23"/>
+          <w:shd w:val="clear" w:color="auto" w:fill="FFFFFF"/>
+        </w:rPr>
+        <w:lastRenderedPageBreak/>
+        <w:t>strategic complementarity</w:t>
+      </w:r>
+      <w:proofErr w:type="gramStart"/>
+      <w:r>
+        <w:rPr>
+          <w:rFonts w:ascii="Segoe UI" w:hAnsi="Segoe UI" w:cs="Segoe UI"/>
+          <w:color w:val="242424"/>
+          <w:sz w:val="23"/>
+          <w:szCs w:val="23"/>
+          <w:shd w:val="clear" w:color="auto" w:fill="FFFFFF"/>
+        </w:rPr>
+        <w:t>...</w:t>
+      </w:r>
+      <w:proofErr w:type="gramEnd"/>
+      <w:r>
+        <w:rPr>
+          <w:rFonts w:ascii="Segoe UI" w:hAnsi="Segoe UI" w:cs="Segoe UI"/>
+          <w:color w:val="242424"/>
+          <w:sz w:val="23"/>
+          <w:szCs w:val="23"/>
+          <w:shd w:val="clear" w:color="auto" w:fill="FFFFFF"/>
+        </w:rPr>
+        <w:t>」とかでしょうか。</w:t>
+      </w:r>
+      <w:r>
+        <w:rPr>
+          <w:rFonts w:ascii="Segoe UI" w:hAnsi="Segoe UI" w:cs="Segoe UI"/>
+          <w:color w:val="242424"/>
+          <w:sz w:val="23"/>
+          <w:szCs w:val="23"/>
+        </w:rPr>
+        <w:br/>
+      </w:r>
+      <w:r>
+        <w:rPr>
+          <w:rFonts w:ascii="Segoe UI" w:hAnsi="Segoe UI" w:cs="Segoe UI"/>
+          <w:color w:val="242424"/>
+          <w:sz w:val="23"/>
+          <w:szCs w:val="23"/>
+        </w:rPr>
+        <w:br/>
+      </w:r>
+      <w:r>
+        <w:rPr>
+          <w:rFonts w:ascii="Segoe UI" w:hAnsi="Segoe UI" w:cs="Segoe UI"/>
+          <w:color w:val="242424"/>
+          <w:sz w:val="23"/>
+          <w:szCs w:val="23"/>
+          <w:shd w:val="clear" w:color="auto" w:fill="FFFFFF"/>
+        </w:rPr>
+        <w:t>10. P.17 Figure 2 panel (c)</w:t>
+      </w:r>
+      <w:r>
+        <w:rPr>
+          <w:rFonts w:ascii="Segoe UI" w:hAnsi="Segoe UI" w:cs="Segoe UI"/>
+          <w:color w:val="242424"/>
+          <w:sz w:val="23"/>
+          <w:szCs w:val="23"/>
+          <w:shd w:val="clear" w:color="auto" w:fill="FFFFFF"/>
+        </w:rPr>
+        <w:t>の見出し：</w:t>
+      </w:r>
+      <w:r>
+        <w:rPr>
+          <w:rFonts w:ascii="Segoe UI" w:hAnsi="Segoe UI" w:cs="Segoe UI"/>
+          <w:color w:val="242424"/>
+          <w:sz w:val="23"/>
+          <w:szCs w:val="23"/>
+          <w:shd w:val="clear" w:color="auto" w:fill="FFFFFF"/>
+        </w:rPr>
+        <w:t xml:space="preserve">multiple high-$\beta$ \&amp; low-$\beta$ </w:t>
+      </w:r>
+      <w:r>
+        <w:rPr>
+          <w:rFonts w:ascii="Segoe UI" w:hAnsi="Segoe UI" w:cs="Segoe UI"/>
+          <w:color w:val="242424"/>
+          <w:sz w:val="23"/>
+          <w:szCs w:val="23"/>
+          <w:shd w:val="clear" w:color="auto" w:fill="FFFFFF"/>
+        </w:rPr>
+        <w:t>「</w:t>
+      </w:r>
+      <w:r>
+        <w:rPr>
+          <w:rFonts w:ascii="Segoe UI" w:hAnsi="Segoe UI" w:cs="Segoe UI"/>
+          <w:color w:val="242424"/>
+          <w:sz w:val="23"/>
+          <w:szCs w:val="23"/>
+          <w:shd w:val="clear" w:color="auto" w:fill="FFFFFF"/>
+        </w:rPr>
+        <w:t>equilibrium</w:t>
+      </w:r>
+      <w:r>
+        <w:rPr>
+          <w:rFonts w:ascii="Segoe UI" w:hAnsi="Segoe UI" w:cs="Segoe UI"/>
+          <w:color w:val="242424"/>
+          <w:sz w:val="23"/>
+          <w:szCs w:val="23"/>
+          <w:shd w:val="clear" w:color="auto" w:fill="FFFFFF"/>
+        </w:rPr>
+        <w:t>」ではなく「</w:t>
+      </w:r>
+      <w:r>
+        <w:rPr>
+          <w:rFonts w:ascii="Segoe UI" w:hAnsi="Segoe UI" w:cs="Segoe UI"/>
+          <w:color w:val="242424"/>
+          <w:sz w:val="23"/>
+          <w:szCs w:val="23"/>
+          <w:shd w:val="clear" w:color="auto" w:fill="FFFFFF"/>
+        </w:rPr>
+        <w:t>equilibria</w:t>
+      </w:r>
+      <w:r>
+        <w:rPr>
+          <w:rFonts w:ascii="Segoe UI" w:hAnsi="Segoe UI" w:cs="Segoe UI"/>
+          <w:color w:val="242424"/>
+          <w:sz w:val="23"/>
+          <w:szCs w:val="23"/>
+          <w:shd w:val="clear" w:color="auto" w:fill="FFFFFF"/>
+        </w:rPr>
+        <w:t>」でしょうか。</w:t>
+      </w:r>
+      <w:r>
+        <w:rPr>
+          <w:rFonts w:ascii="Segoe UI" w:hAnsi="Segoe UI" w:cs="Segoe UI"/>
+          <w:color w:val="242424"/>
+          <w:sz w:val="23"/>
+          <w:szCs w:val="23"/>
+        </w:rPr>
+        <w:br/>
+      </w:r>
+      <w:r>
+        <w:rPr>
+          <w:rFonts w:ascii="Segoe UI" w:hAnsi="Segoe UI" w:cs="Segoe UI"/>
+          <w:color w:val="242424"/>
+          <w:sz w:val="23"/>
+          <w:szCs w:val="23"/>
+        </w:rPr>
+        <w:br/>
+      </w:r>
+      <w:r>
+        <w:rPr>
+          <w:rFonts w:ascii="Segoe UI" w:hAnsi="Segoe UI" w:cs="Segoe UI"/>
+          <w:color w:val="242424"/>
+          <w:sz w:val="23"/>
+          <w:szCs w:val="23"/>
+          <w:shd w:val="clear" w:color="auto" w:fill="FFFFFF"/>
+        </w:rPr>
+        <w:t>11. P.19</w:t>
+      </w:r>
+      <w:r>
+        <w:rPr>
+          <w:rFonts w:ascii="Segoe UI" w:hAnsi="Segoe UI" w:cs="Segoe UI"/>
+          <w:color w:val="242424"/>
+          <w:sz w:val="23"/>
+          <w:szCs w:val="23"/>
+          <w:shd w:val="clear" w:color="auto" w:fill="FFFFFF"/>
+        </w:rPr>
+        <w:t>上の方：「</w:t>
+      </w:r>
+      <w:r>
+        <w:rPr>
+          <w:rFonts w:ascii="Segoe UI" w:hAnsi="Segoe UI" w:cs="Segoe UI"/>
+          <w:color w:val="242424"/>
+          <w:sz w:val="23"/>
+          <w:szCs w:val="23"/>
+          <w:shd w:val="clear" w:color="auto" w:fill="FFFFFF"/>
+        </w:rPr>
+        <w:t>The reputation and fund flows grow sensitive to the manager's trading strategy</w:t>
+      </w:r>
+      <w:proofErr w:type="gramStart"/>
+      <w:r>
+        <w:rPr>
+          <w:rFonts w:ascii="Segoe UI" w:hAnsi="Segoe UI" w:cs="Segoe UI"/>
+          <w:color w:val="242424"/>
+          <w:sz w:val="23"/>
+          <w:szCs w:val="23"/>
+          <w:shd w:val="clear" w:color="auto" w:fill="FFFFFF"/>
+        </w:rPr>
+        <w:t>...</w:t>
+      </w:r>
+      <w:proofErr w:type="gramEnd"/>
+      <w:r>
+        <w:rPr>
+          <w:rFonts w:ascii="Segoe UI" w:hAnsi="Segoe UI" w:cs="Segoe UI"/>
+          <w:color w:val="242424"/>
+          <w:sz w:val="23"/>
+          <w:szCs w:val="23"/>
+          <w:shd w:val="clear" w:color="auto" w:fill="FFFFFF"/>
+        </w:rPr>
+        <w:t>」は、「</w:t>
+      </w:r>
+      <w:r>
+        <w:rPr>
+          <w:rFonts w:ascii="Segoe UI" w:hAnsi="Segoe UI" w:cs="Segoe UI"/>
+          <w:color w:val="242424"/>
+          <w:sz w:val="23"/>
+          <w:szCs w:val="23"/>
+          <w:shd w:val="clear" w:color="auto" w:fill="FFFFFF"/>
+        </w:rPr>
+        <w:t>The reputation and fund flows are sensitive to</w:t>
+      </w:r>
+      <w:proofErr w:type="gramStart"/>
+      <w:r>
+        <w:rPr>
+          <w:rFonts w:ascii="Segoe UI" w:hAnsi="Segoe UI" w:cs="Segoe UI"/>
+          <w:color w:val="242424"/>
+          <w:sz w:val="23"/>
+          <w:szCs w:val="23"/>
+          <w:shd w:val="clear" w:color="auto" w:fill="FFFFFF"/>
+        </w:rPr>
+        <w:t>...</w:t>
+      </w:r>
+      <w:proofErr w:type="gramEnd"/>
+      <w:r>
+        <w:rPr>
+          <w:rFonts w:ascii="Segoe UI" w:hAnsi="Segoe UI" w:cs="Segoe UI"/>
+          <w:color w:val="242424"/>
+          <w:sz w:val="23"/>
+          <w:szCs w:val="23"/>
+          <w:shd w:val="clear" w:color="auto" w:fill="FFFFFF"/>
+        </w:rPr>
+        <w:t>」ではいかがでしょうか。たしかに「</w:t>
+      </w:r>
+      <w:r>
+        <w:rPr>
+          <w:rFonts w:ascii="Segoe UI" w:hAnsi="Segoe UI" w:cs="Segoe UI"/>
+          <w:color w:val="242424"/>
+          <w:sz w:val="23"/>
+          <w:szCs w:val="23"/>
+          <w:shd w:val="clear" w:color="auto" w:fill="FFFFFF"/>
+        </w:rPr>
+        <w:t>grow</w:t>
+      </w:r>
+      <w:r>
+        <w:rPr>
+          <w:rFonts w:ascii="Segoe UI" w:hAnsi="Segoe UI" w:cs="Segoe UI"/>
+          <w:color w:val="242424"/>
+          <w:sz w:val="23"/>
+          <w:szCs w:val="23"/>
+          <w:shd w:val="clear" w:color="auto" w:fill="FFFFFF"/>
+        </w:rPr>
+        <w:t>」し得るので間違いではないですが、実際には</w:t>
+      </w:r>
+      <w:r>
+        <w:rPr>
+          <w:rFonts w:ascii="Segoe UI" w:hAnsi="Segoe UI" w:cs="Segoe UI"/>
+          <w:color w:val="242424"/>
+          <w:sz w:val="23"/>
+          <w:szCs w:val="23"/>
+          <w:shd w:val="clear" w:color="auto" w:fill="FFFFFF"/>
+        </w:rPr>
+        <w:t>on-path</w:t>
+      </w:r>
+      <w:r>
+        <w:rPr>
+          <w:rFonts w:ascii="Segoe UI" w:hAnsi="Segoe UI" w:cs="Segoe UI"/>
+          <w:color w:val="242424"/>
+          <w:sz w:val="23"/>
+          <w:szCs w:val="23"/>
+          <w:shd w:val="clear" w:color="auto" w:fill="FFFFFF"/>
+        </w:rPr>
+        <w:t>では</w:t>
+      </w:r>
+      <w:r>
+        <w:rPr>
+          <w:rFonts w:ascii="Segoe UI" w:hAnsi="Segoe UI" w:cs="Segoe UI"/>
+          <w:color w:val="242424"/>
+          <w:sz w:val="23"/>
+          <w:szCs w:val="23"/>
+          <w:shd w:val="clear" w:color="auto" w:fill="FFFFFF"/>
+        </w:rPr>
+        <w:t>grow</w:t>
+      </w:r>
+      <w:r>
+        <w:rPr>
+          <w:rFonts w:ascii="Segoe UI" w:hAnsi="Segoe UI" w:cs="Segoe UI"/>
+          <w:color w:val="242424"/>
+          <w:sz w:val="23"/>
+          <w:szCs w:val="23"/>
+          <w:shd w:val="clear" w:color="auto" w:fill="FFFFFF"/>
+        </w:rPr>
+        <w:t>させることはできないので、ちょっと微妙な響きかと思います。正確には、</w:t>
+      </w:r>
+      <w:proofErr w:type="gramStart"/>
+      <w:r>
+        <w:rPr>
+          <w:rFonts w:ascii="Segoe UI" w:hAnsi="Segoe UI" w:cs="Segoe UI"/>
+          <w:color w:val="242424"/>
+          <w:sz w:val="23"/>
+          <w:szCs w:val="23"/>
+          <w:shd w:val="clear" w:color="auto" w:fill="FFFFFF"/>
+        </w:rPr>
+        <w:t>x</w:t>
+      </w:r>
+      <w:proofErr w:type="gramEnd"/>
+      <w:r>
+        <w:rPr>
+          <w:rFonts w:ascii="Segoe UI" w:hAnsi="Segoe UI" w:cs="Segoe UI"/>
+          <w:color w:val="242424"/>
+          <w:sz w:val="23"/>
+          <w:szCs w:val="23"/>
+          <w:shd w:val="clear" w:color="auto" w:fill="FFFFFF"/>
+        </w:rPr>
+        <w:t>の</w:t>
+      </w:r>
+      <w:r>
+        <w:rPr>
+          <w:rFonts w:ascii="Segoe UI" w:hAnsi="Segoe UI" w:cs="Segoe UI"/>
+          <w:color w:val="242424"/>
+          <w:sz w:val="23"/>
+          <w:szCs w:val="23"/>
+          <w:shd w:val="clear" w:color="auto" w:fill="FFFFFF"/>
+        </w:rPr>
+        <w:t>marginal impact on fund flows</w:t>
+      </w:r>
+      <w:r>
+        <w:rPr>
+          <w:rFonts w:ascii="Segoe UI" w:hAnsi="Segoe UI" w:cs="Segoe UI"/>
+          <w:color w:val="242424"/>
+          <w:sz w:val="23"/>
+          <w:szCs w:val="23"/>
+          <w:shd w:val="clear" w:color="auto" w:fill="FFFFFF"/>
+        </w:rPr>
+        <w:t>が大きいということなのですよね。あくまでも</w:t>
+      </w:r>
+      <w:r>
+        <w:rPr>
+          <w:rFonts w:ascii="Segoe UI" w:hAnsi="Segoe UI" w:cs="Segoe UI"/>
+          <w:color w:val="242424"/>
+          <w:sz w:val="23"/>
+          <w:szCs w:val="23"/>
+          <w:shd w:val="clear" w:color="auto" w:fill="FFFFFF"/>
+        </w:rPr>
+        <w:t>marginal</w:t>
+      </w:r>
+      <w:r>
+        <w:rPr>
+          <w:rFonts w:ascii="Segoe UI" w:hAnsi="Segoe UI" w:cs="Segoe UI"/>
+          <w:color w:val="242424"/>
+          <w:sz w:val="23"/>
+          <w:szCs w:val="23"/>
+          <w:shd w:val="clear" w:color="auto" w:fill="FFFFFF"/>
+        </w:rPr>
+        <w:t>ということです。</w:t>
+      </w:r>
+      <w:r>
+        <w:rPr>
+          <w:rFonts w:ascii="Segoe UI" w:hAnsi="Segoe UI" w:cs="Segoe UI"/>
+          <w:color w:val="242424"/>
+          <w:sz w:val="23"/>
+          <w:szCs w:val="23"/>
+        </w:rPr>
+        <w:br/>
+      </w:r>
+      <w:r>
+        <w:rPr>
+          <w:rFonts w:ascii="Segoe UI" w:hAnsi="Segoe UI" w:cs="Segoe UI"/>
+          <w:color w:val="242424"/>
+          <w:sz w:val="23"/>
+          <w:szCs w:val="23"/>
+        </w:rPr>
+        <w:br/>
+      </w:r>
+      <w:r>
+        <w:rPr>
+          <w:rFonts w:ascii="Segoe UI" w:hAnsi="Segoe UI" w:cs="Segoe UI"/>
+          <w:color w:val="4EA72E" w:themeColor="accent6"/>
+          <w:sz w:val="23"/>
+          <w:szCs w:val="23"/>
+          <w:shd w:val="clear" w:color="auto" w:fill="FFFFFF"/>
+        </w:rPr>
+        <w:t>12. P.20 Figure 3: \omega_0</w:t>
+      </w:r>
+      <w:r>
+        <w:rPr>
+          <w:rFonts w:ascii="Segoe UI" w:hAnsi="Segoe UI" w:cs="Segoe UI"/>
+          <w:color w:val="4EA72E" w:themeColor="accent6"/>
+          <w:sz w:val="23"/>
+          <w:szCs w:val="23"/>
+          <w:shd w:val="clear" w:color="auto" w:fill="FFFFFF"/>
+        </w:rPr>
+        <w:t>と</w:t>
+      </w:r>
+      <w:r>
+        <w:rPr>
+          <w:rFonts w:ascii="Segoe UI" w:hAnsi="Segoe UI" w:cs="Segoe UI"/>
+          <w:color w:val="4EA72E" w:themeColor="accent6"/>
+          <w:sz w:val="23"/>
+          <w:szCs w:val="23"/>
+          <w:shd w:val="clear" w:color="auto" w:fill="FFFFFF"/>
+        </w:rPr>
+        <w:t>\</w:t>
+      </w:r>
+      <w:proofErr w:type="spellStart"/>
+      <w:r>
+        <w:rPr>
+          <w:rFonts w:ascii="Segoe UI" w:hAnsi="Segoe UI" w:cs="Segoe UI"/>
+          <w:color w:val="4EA72E" w:themeColor="accent6"/>
+          <w:sz w:val="23"/>
+          <w:szCs w:val="23"/>
+          <w:shd w:val="clear" w:color="auto" w:fill="FFFFFF"/>
+        </w:rPr>
+        <w:t>omega_H</w:t>
+      </w:r>
+      <w:proofErr w:type="spellEnd"/>
+      <w:r>
+        <w:rPr>
+          <w:rFonts w:ascii="Segoe UI" w:hAnsi="Segoe UI" w:cs="Segoe UI"/>
+          <w:color w:val="4EA72E" w:themeColor="accent6"/>
+          <w:sz w:val="23"/>
+          <w:szCs w:val="23"/>
+          <w:shd w:val="clear" w:color="auto" w:fill="FFFFFF"/>
+        </w:rPr>
+        <w:t>が滑らかに繋がっていて、</w:t>
+      </w:r>
+      <w:r>
+        <w:rPr>
+          <w:rFonts w:ascii="Segoe UI" w:hAnsi="Segoe UI" w:cs="Segoe UI"/>
+          <w:color w:val="4EA72E" w:themeColor="accent6"/>
+          <w:sz w:val="23"/>
+          <w:szCs w:val="23"/>
+          <w:shd w:val="clear" w:color="auto" w:fill="FFFFFF"/>
+        </w:rPr>
+        <w:t>\</w:t>
+      </w:r>
+      <w:proofErr w:type="spellStart"/>
+      <w:r>
+        <w:rPr>
+          <w:rFonts w:ascii="Segoe UI" w:hAnsi="Segoe UI" w:cs="Segoe UI"/>
+          <w:color w:val="4EA72E" w:themeColor="accent6"/>
+          <w:sz w:val="23"/>
+          <w:szCs w:val="23"/>
+          <w:shd w:val="clear" w:color="auto" w:fill="FFFFFF"/>
+        </w:rPr>
+        <w:t>omega_L</w:t>
+      </w:r>
+      <w:proofErr w:type="spellEnd"/>
+      <w:r>
+        <w:rPr>
+          <w:rFonts w:ascii="Segoe UI" w:hAnsi="Segoe UI" w:cs="Segoe UI"/>
+          <w:color w:val="4EA72E" w:themeColor="accent6"/>
+          <w:sz w:val="23"/>
+          <w:szCs w:val="23"/>
+          <w:shd w:val="clear" w:color="auto" w:fill="FFFFFF"/>
+        </w:rPr>
+        <w:t>だけがそこから枝分かれするように描かれていますが、これは意図的でしょうか？もしそうでない場合は、</w:t>
+      </w:r>
+      <w:r>
+        <w:rPr>
+          <w:rFonts w:ascii="Segoe UI" w:hAnsi="Segoe UI" w:cs="Segoe UI"/>
+          <w:color w:val="4EA72E" w:themeColor="accent6"/>
+          <w:sz w:val="23"/>
+          <w:szCs w:val="23"/>
+          <w:shd w:val="clear" w:color="auto" w:fill="FFFFFF"/>
+        </w:rPr>
+        <w:t>\omega_0</w:t>
+      </w:r>
+      <w:r>
+        <w:rPr>
+          <w:rFonts w:ascii="Segoe UI" w:hAnsi="Segoe UI" w:cs="Segoe UI"/>
+          <w:color w:val="4EA72E" w:themeColor="accent6"/>
+          <w:sz w:val="23"/>
+          <w:szCs w:val="23"/>
+          <w:shd w:val="clear" w:color="auto" w:fill="FFFFFF"/>
+        </w:rPr>
+        <w:t>から大文字の「</w:t>
+      </w:r>
+      <w:r>
+        <w:rPr>
+          <w:rFonts w:ascii="Segoe UI" w:hAnsi="Segoe UI" w:cs="Segoe UI"/>
+          <w:color w:val="4EA72E" w:themeColor="accent6"/>
+          <w:sz w:val="23"/>
+          <w:szCs w:val="23"/>
+          <w:shd w:val="clear" w:color="auto" w:fill="FFFFFF"/>
+        </w:rPr>
+        <w:t>Y</w:t>
+      </w:r>
+      <w:r>
+        <w:rPr>
+          <w:rFonts w:ascii="Segoe UI" w:hAnsi="Segoe UI" w:cs="Segoe UI"/>
+          <w:color w:val="4EA72E" w:themeColor="accent6"/>
+          <w:sz w:val="23"/>
+          <w:szCs w:val="23"/>
+          <w:shd w:val="clear" w:color="auto" w:fill="FFFFFF"/>
+        </w:rPr>
+        <w:t>」のように</w:t>
+      </w:r>
+      <w:r>
+        <w:rPr>
+          <w:rFonts w:ascii="Segoe UI" w:hAnsi="Segoe UI" w:cs="Segoe UI"/>
+          <w:color w:val="4EA72E" w:themeColor="accent6"/>
+          <w:sz w:val="23"/>
+          <w:szCs w:val="23"/>
+          <w:shd w:val="clear" w:color="auto" w:fill="FFFFFF"/>
+        </w:rPr>
+        <w:t>\</w:t>
+      </w:r>
+      <w:proofErr w:type="spellStart"/>
+      <w:r>
+        <w:rPr>
+          <w:rFonts w:ascii="Segoe UI" w:hAnsi="Segoe UI" w:cs="Segoe UI"/>
+          <w:color w:val="4EA72E" w:themeColor="accent6"/>
+          <w:sz w:val="23"/>
+          <w:szCs w:val="23"/>
+          <w:shd w:val="clear" w:color="auto" w:fill="FFFFFF"/>
+        </w:rPr>
+        <w:t>omega_H</w:t>
+      </w:r>
+      <w:proofErr w:type="spellEnd"/>
+      <w:r>
+        <w:rPr>
+          <w:rFonts w:ascii="Segoe UI" w:hAnsi="Segoe UI" w:cs="Segoe UI"/>
+          <w:color w:val="4EA72E" w:themeColor="accent6"/>
+          <w:sz w:val="23"/>
+          <w:szCs w:val="23"/>
+          <w:shd w:val="clear" w:color="auto" w:fill="FFFFFF"/>
+        </w:rPr>
+        <w:t>と</w:t>
+      </w:r>
+      <w:r>
+        <w:rPr>
+          <w:rFonts w:ascii="Segoe UI" w:hAnsi="Segoe UI" w:cs="Segoe UI"/>
+          <w:color w:val="4EA72E" w:themeColor="accent6"/>
+          <w:sz w:val="23"/>
+          <w:szCs w:val="23"/>
+          <w:shd w:val="clear" w:color="auto" w:fill="FFFFFF"/>
+        </w:rPr>
+        <w:t>\</w:t>
+      </w:r>
+      <w:proofErr w:type="spellStart"/>
+      <w:r>
+        <w:rPr>
+          <w:rFonts w:ascii="Segoe UI" w:hAnsi="Segoe UI" w:cs="Segoe UI"/>
+          <w:color w:val="4EA72E" w:themeColor="accent6"/>
+          <w:sz w:val="23"/>
+          <w:szCs w:val="23"/>
+          <w:shd w:val="clear" w:color="auto" w:fill="FFFFFF"/>
+        </w:rPr>
+        <w:t>omega_L</w:t>
+      </w:r>
+      <w:proofErr w:type="spellEnd"/>
+      <w:r>
+        <w:rPr>
+          <w:rFonts w:ascii="Segoe UI" w:hAnsi="Segoe UI" w:cs="Segoe UI"/>
+          <w:color w:val="4EA72E" w:themeColor="accent6"/>
+          <w:sz w:val="23"/>
+          <w:szCs w:val="23"/>
+          <w:shd w:val="clear" w:color="auto" w:fill="FFFFFF"/>
+        </w:rPr>
+        <w:t>が両方とも対称に枝分かれするように描くのが無難かと思います。</w:t>
+      </w:r>
+      <w:r>
+        <w:rPr>
+          <w:rFonts w:ascii="Segoe UI" w:hAnsi="Segoe UI" w:cs="Segoe UI"/>
+          <w:color w:val="242424"/>
+          <w:sz w:val="23"/>
+          <w:szCs w:val="23"/>
+        </w:rPr>
+        <w:br/>
+      </w:r>
+      <w:r>
+        <w:rPr>
+          <w:rFonts w:ascii="Segoe UI" w:hAnsi="Segoe UI" w:cs="Segoe UI"/>
+          <w:color w:val="242424"/>
+          <w:sz w:val="23"/>
+          <w:szCs w:val="23"/>
+        </w:rPr>
+        <w:br/>
+      </w:r>
+      <w:r>
+        <w:rPr>
+          <w:rFonts w:ascii="Segoe UI" w:hAnsi="Segoe UI" w:cs="Segoe UI"/>
+          <w:color w:val="242424"/>
+          <w:sz w:val="23"/>
+          <w:szCs w:val="23"/>
+          <w:shd w:val="clear" w:color="auto" w:fill="FFFFFF"/>
+        </w:rPr>
+        <w:t>13. P.22</w:t>
+      </w:r>
+      <w:r>
+        <w:rPr>
+          <w:rFonts w:ascii="Segoe UI" w:hAnsi="Segoe UI" w:cs="Segoe UI"/>
+          <w:color w:val="242424"/>
+          <w:sz w:val="23"/>
+          <w:szCs w:val="23"/>
+          <w:shd w:val="clear" w:color="auto" w:fill="FFFFFF"/>
+        </w:rPr>
+        <w:t>上の方：「</w:t>
+      </w:r>
+      <w:r>
+        <w:rPr>
+          <w:rFonts w:ascii="Segoe UI" w:hAnsi="Segoe UI" w:cs="Segoe UI"/>
+          <w:color w:val="242424"/>
+          <w:sz w:val="23"/>
+          <w:szCs w:val="23"/>
+          <w:shd w:val="clear" w:color="auto" w:fill="FFFFFF"/>
+        </w:rPr>
+        <w:t>Since the high-\beta equilibrium emerges only if</w:t>
+      </w:r>
+      <w:proofErr w:type="gramStart"/>
+      <w:r>
+        <w:rPr>
+          <w:rFonts w:ascii="Segoe UI" w:hAnsi="Segoe UI" w:cs="Segoe UI"/>
+          <w:color w:val="242424"/>
+          <w:sz w:val="23"/>
+          <w:szCs w:val="23"/>
+          <w:shd w:val="clear" w:color="auto" w:fill="FFFFFF"/>
+        </w:rPr>
+        <w:t>...</w:t>
+      </w:r>
+      <w:proofErr w:type="gramEnd"/>
+      <w:r>
+        <w:rPr>
+          <w:rFonts w:ascii="Segoe UI" w:hAnsi="Segoe UI" w:cs="Segoe UI"/>
+          <w:color w:val="242424"/>
+          <w:sz w:val="23"/>
+          <w:szCs w:val="23"/>
+          <w:shd w:val="clear" w:color="auto" w:fill="FFFFFF"/>
+        </w:rPr>
+        <w:t>」は、</w:t>
+      </w:r>
+      <w:r>
+        <w:rPr>
+          <w:rFonts w:ascii="Segoe UI" w:hAnsi="Segoe UI" w:cs="Segoe UI"/>
+          <w:color w:val="242424"/>
+          <w:sz w:val="23"/>
+          <w:szCs w:val="23"/>
+          <w:shd w:val="clear" w:color="auto" w:fill="FFFFFF"/>
+        </w:rPr>
+        <w:t xml:space="preserve"> </w:t>
+      </w:r>
+      <w:r>
+        <w:rPr>
+          <w:rFonts w:ascii="Segoe UI" w:hAnsi="Segoe UI" w:cs="Segoe UI"/>
+          <w:color w:val="242424"/>
+          <w:sz w:val="23"/>
+          <w:szCs w:val="23"/>
+          <w:shd w:val="clear" w:color="auto" w:fill="FFFFFF"/>
+        </w:rPr>
+        <w:t>この章のタイトルを「</w:t>
+      </w:r>
+      <w:r>
+        <w:rPr>
+          <w:rFonts w:ascii="Segoe UI" w:hAnsi="Segoe UI" w:cs="Segoe UI"/>
+          <w:color w:val="242424"/>
+          <w:sz w:val="23"/>
+          <w:szCs w:val="23"/>
+          <w:shd w:val="clear" w:color="auto" w:fill="FFFFFF"/>
+        </w:rPr>
+        <w:t>Effects of Obfuscation</w:t>
+      </w:r>
+      <w:r>
+        <w:rPr>
+          <w:rFonts w:ascii="Segoe UI" w:hAnsi="Segoe UI" w:cs="Segoe UI"/>
+          <w:color w:val="242424"/>
+          <w:sz w:val="23"/>
+          <w:szCs w:val="23"/>
+          <w:shd w:val="clear" w:color="auto" w:fill="FFFFFF"/>
+        </w:rPr>
+        <w:t>」にしたので、</w:t>
+      </w:r>
+      <w:r>
+        <w:rPr>
+          <w:rFonts w:ascii="Segoe UI" w:hAnsi="Segoe UI" w:cs="Segoe UI"/>
+          <w:color w:val="242424"/>
+          <w:sz w:val="23"/>
+          <w:szCs w:val="23"/>
+          <w:shd w:val="clear" w:color="auto" w:fill="FFFFFF"/>
+        </w:rPr>
+        <w:t>transparency</w:t>
+      </w:r>
+      <w:r>
+        <w:rPr>
+          <w:rFonts w:ascii="Segoe UI" w:hAnsi="Segoe UI" w:cs="Segoe UI"/>
+          <w:color w:val="242424"/>
+          <w:sz w:val="23"/>
+          <w:szCs w:val="23"/>
+          <w:shd w:val="clear" w:color="auto" w:fill="FFFFFF"/>
+        </w:rPr>
+        <w:t>ではなく</w:t>
+      </w:r>
+      <w:r>
+        <w:rPr>
+          <w:rFonts w:ascii="Segoe UI" w:hAnsi="Segoe UI" w:cs="Segoe UI"/>
+          <w:color w:val="242424"/>
+          <w:sz w:val="23"/>
+          <w:szCs w:val="23"/>
+          <w:shd w:val="clear" w:color="auto" w:fill="FFFFFF"/>
+        </w:rPr>
+        <w:t>obfuscation</w:t>
+      </w:r>
+      <w:r>
+        <w:rPr>
+          <w:rFonts w:ascii="Segoe UI" w:hAnsi="Segoe UI" w:cs="Segoe UI"/>
+          <w:color w:val="242424"/>
+          <w:sz w:val="23"/>
+          <w:szCs w:val="23"/>
+          <w:shd w:val="clear" w:color="auto" w:fill="FFFFFF"/>
+        </w:rPr>
+        <w:t>を軸に書き換えて、「</w:t>
+      </w:r>
+      <w:r>
+        <w:rPr>
+          <w:rFonts w:ascii="Segoe UI" w:hAnsi="Segoe UI" w:cs="Segoe UI"/>
+          <w:color w:val="242424"/>
+          <w:sz w:val="23"/>
+          <w:szCs w:val="23"/>
+          <w:shd w:val="clear" w:color="auto" w:fill="FFFFFF"/>
+        </w:rPr>
+        <w:t>Since the high-$\beta$ equilibrium emerges only when obfuscation is limited, the statement also implies that greater obfuscation leads to lower market liquidity.</w:t>
+      </w:r>
+      <w:r>
+        <w:rPr>
+          <w:rFonts w:ascii="Segoe UI" w:hAnsi="Segoe UI" w:cs="Segoe UI"/>
+          <w:color w:val="242424"/>
+          <w:sz w:val="23"/>
+          <w:szCs w:val="23"/>
+          <w:shd w:val="clear" w:color="auto" w:fill="FFFFFF"/>
+        </w:rPr>
+        <w:t>」ではいかがでしょうか。</w:t>
+      </w:r>
+      <w:r>
+        <w:rPr>
+          <w:rFonts w:ascii="Segoe UI" w:hAnsi="Segoe UI" w:cs="Segoe UI"/>
+          <w:color w:val="242424"/>
+          <w:sz w:val="23"/>
+          <w:szCs w:val="23"/>
+        </w:rPr>
+        <w:br/>
+      </w:r>
+      <w:r>
+        <w:rPr>
+          <w:rFonts w:ascii="Segoe UI" w:hAnsi="Segoe UI" w:cs="Segoe UI"/>
+          <w:color w:val="242424"/>
+          <w:sz w:val="23"/>
+          <w:szCs w:val="23"/>
+        </w:rPr>
+        <w:br/>
+      </w:r>
+      <w:r>
+        <w:rPr>
+          <w:rFonts w:ascii="Segoe UI" w:hAnsi="Segoe UI" w:cs="Segoe UI"/>
+          <w:color w:val="242424"/>
+          <w:sz w:val="23"/>
+          <w:szCs w:val="23"/>
+          <w:shd w:val="clear" w:color="auto" w:fill="FFFFFF"/>
+        </w:rPr>
+        <w:t>14. P.23</w:t>
+      </w:r>
+      <w:r>
+        <w:rPr>
+          <w:rFonts w:ascii="Segoe UI" w:hAnsi="Segoe UI" w:cs="Segoe UI"/>
+          <w:color w:val="242424"/>
+          <w:sz w:val="23"/>
+          <w:szCs w:val="23"/>
+          <w:shd w:val="clear" w:color="auto" w:fill="FFFFFF"/>
+        </w:rPr>
+        <w:t>真ん中あたり：「</w:t>
+      </w:r>
+      <w:proofErr w:type="gramStart"/>
+      <w:r>
+        <w:rPr>
+          <w:rFonts w:ascii="Segoe UI" w:hAnsi="Segoe UI" w:cs="Segoe UI"/>
+          <w:color w:val="242424"/>
+          <w:sz w:val="23"/>
+          <w:szCs w:val="23"/>
+          <w:shd w:val="clear" w:color="auto" w:fill="FFFFFF"/>
+        </w:rPr>
+        <w:t>...</w:t>
+      </w:r>
+      <w:proofErr w:type="gramEnd"/>
+      <w:r>
+        <w:rPr>
+          <w:rFonts w:ascii="Segoe UI" w:hAnsi="Segoe UI" w:cs="Segoe UI"/>
+          <w:color w:val="242424"/>
+          <w:sz w:val="23"/>
+          <w:szCs w:val="23"/>
+          <w:shd w:val="clear" w:color="auto" w:fill="FFFFFF"/>
+        </w:rPr>
+        <w:t xml:space="preserve"> the right panel involves multiple equilibria due to </w:t>
+      </w:r>
+      <w:proofErr w:type="gramStart"/>
+      <w:r>
+        <w:rPr>
+          <w:rFonts w:ascii="Segoe UI" w:hAnsi="Segoe UI" w:cs="Segoe UI"/>
+          <w:color w:val="242424"/>
+          <w:sz w:val="23"/>
+          <w:szCs w:val="23"/>
+          <w:shd w:val="clear" w:color="auto" w:fill="FFFFFF"/>
+        </w:rPr>
+        <w:t>...</w:t>
+      </w:r>
+      <w:proofErr w:type="gramEnd"/>
+      <w:r>
+        <w:rPr>
+          <w:rFonts w:ascii="Segoe UI" w:hAnsi="Segoe UI" w:cs="Segoe UI"/>
+          <w:color w:val="242424"/>
+          <w:sz w:val="23"/>
+          <w:szCs w:val="23"/>
+          <w:shd w:val="clear" w:color="auto" w:fill="FFFFFF"/>
+        </w:rPr>
+        <w:t>」は、「</w:t>
+      </w:r>
+      <w:proofErr w:type="gramStart"/>
+      <w:r>
+        <w:rPr>
+          <w:rFonts w:ascii="Segoe UI" w:hAnsi="Segoe UI" w:cs="Segoe UI"/>
+          <w:color w:val="242424"/>
+          <w:sz w:val="23"/>
+          <w:szCs w:val="23"/>
+          <w:shd w:val="clear" w:color="auto" w:fill="FFFFFF"/>
+        </w:rPr>
+        <w:t>...</w:t>
+      </w:r>
+      <w:proofErr w:type="gramEnd"/>
+      <w:r>
+        <w:rPr>
+          <w:rFonts w:ascii="Segoe UI" w:hAnsi="Segoe UI" w:cs="Segoe UI"/>
+          <w:color w:val="242424"/>
+          <w:sz w:val="23"/>
+          <w:szCs w:val="23"/>
+          <w:shd w:val="clear" w:color="auto" w:fill="FFFFFF"/>
+        </w:rPr>
+        <w:t xml:space="preserve"> the right panel involves multiple equilibria for a middle range of $\omega_{\eta}$ due to </w:t>
+      </w:r>
+      <w:proofErr w:type="gramStart"/>
+      <w:r>
+        <w:rPr>
+          <w:rFonts w:ascii="Segoe UI" w:hAnsi="Segoe UI" w:cs="Segoe UI"/>
+          <w:color w:val="242424"/>
+          <w:sz w:val="23"/>
+          <w:szCs w:val="23"/>
+          <w:shd w:val="clear" w:color="auto" w:fill="FFFFFF"/>
+        </w:rPr>
+        <w:t>...</w:t>
+      </w:r>
+      <w:proofErr w:type="gramEnd"/>
+      <w:r>
+        <w:rPr>
+          <w:rFonts w:ascii="Segoe UI" w:hAnsi="Segoe UI" w:cs="Segoe UI"/>
+          <w:color w:val="242424"/>
+          <w:sz w:val="23"/>
+          <w:szCs w:val="23"/>
+          <w:shd w:val="clear" w:color="auto" w:fill="FFFFFF"/>
+        </w:rPr>
+        <w:t>」の方が親切かもしれません。あ、でも今読んでいたら</w:t>
+      </w:r>
+      <w:r>
+        <w:rPr>
+          <w:rFonts w:ascii="Segoe UI" w:hAnsi="Segoe UI" w:cs="Segoe UI"/>
+          <w:color w:val="242424"/>
+          <w:sz w:val="23"/>
+          <w:szCs w:val="23"/>
+          <w:shd w:val="clear" w:color="auto" w:fill="FFFFFF"/>
+        </w:rPr>
+        <w:t>p.24</w:t>
+      </w:r>
+      <w:r>
+        <w:rPr>
+          <w:rFonts w:ascii="Segoe UI" w:hAnsi="Segoe UI" w:cs="Segoe UI"/>
+          <w:color w:val="242424"/>
+          <w:sz w:val="23"/>
+          <w:szCs w:val="23"/>
+          <w:shd w:val="clear" w:color="auto" w:fill="FFFFFF"/>
+        </w:rPr>
+        <w:t>上の方で説明があるのですね。では、どちらでも良いと思います。</w:t>
+      </w:r>
+      <w:r>
+        <w:rPr>
+          <w:rFonts w:ascii="Segoe UI" w:hAnsi="Segoe UI" w:cs="Segoe UI"/>
+          <w:color w:val="242424"/>
+          <w:sz w:val="23"/>
+          <w:szCs w:val="23"/>
+        </w:rPr>
+        <w:br/>
+      </w:r>
+      <w:r>
+        <w:rPr>
+          <w:rFonts w:ascii="Segoe UI" w:hAnsi="Segoe UI" w:cs="Segoe UI"/>
+          <w:color w:val="242424"/>
+          <w:sz w:val="23"/>
+          <w:szCs w:val="23"/>
+        </w:rPr>
+        <w:br/>
+      </w:r>
+      <w:r>
+        <w:rPr>
+          <w:rFonts w:ascii="Segoe UI" w:hAnsi="Segoe UI" w:cs="Segoe UI"/>
+          <w:color w:val="242424"/>
+          <w:sz w:val="23"/>
+          <w:szCs w:val="23"/>
+          <w:shd w:val="clear" w:color="auto" w:fill="FFFFFF"/>
+        </w:rPr>
+        <w:t>15. P.26</w:t>
+      </w:r>
+      <w:r>
+        <w:rPr>
+          <w:rFonts w:ascii="Segoe UI" w:hAnsi="Segoe UI" w:cs="Segoe UI"/>
+          <w:color w:val="242424"/>
+          <w:sz w:val="23"/>
+          <w:szCs w:val="23"/>
+          <w:shd w:val="clear" w:color="auto" w:fill="FFFFFF"/>
+        </w:rPr>
+        <w:t>下：「</w:t>
+      </w:r>
+      <w:r>
+        <w:rPr>
+          <w:rFonts w:ascii="Segoe UI" w:hAnsi="Segoe UI" w:cs="Segoe UI"/>
+          <w:color w:val="242424"/>
+          <w:sz w:val="23"/>
+          <w:szCs w:val="23"/>
+          <w:shd w:val="clear" w:color="auto" w:fill="FFFFFF"/>
+        </w:rPr>
+        <w:t>Thus, Corollary 3.4 demonstrates</w:t>
+      </w:r>
+      <w:proofErr w:type="gramStart"/>
+      <w:r>
+        <w:rPr>
+          <w:rFonts w:ascii="Segoe UI" w:hAnsi="Segoe UI" w:cs="Segoe UI"/>
+          <w:color w:val="242424"/>
+          <w:sz w:val="23"/>
+          <w:szCs w:val="23"/>
+          <w:shd w:val="clear" w:color="auto" w:fill="FFFFFF"/>
+        </w:rPr>
+        <w:t>...</w:t>
+      </w:r>
+      <w:proofErr w:type="gramEnd"/>
+      <w:r>
+        <w:rPr>
+          <w:rFonts w:ascii="Segoe UI" w:hAnsi="Segoe UI" w:cs="Segoe UI"/>
+          <w:color w:val="242424"/>
+          <w:sz w:val="23"/>
+          <w:szCs w:val="23"/>
+          <w:shd w:val="clear" w:color="auto" w:fill="FFFFFF"/>
+        </w:rPr>
+        <w:t>」から</w:t>
+      </w:r>
+      <w:r>
+        <w:rPr>
+          <w:rFonts w:ascii="Segoe UI" w:hAnsi="Segoe UI" w:cs="Segoe UI"/>
+          <w:color w:val="242424"/>
+          <w:sz w:val="23"/>
+          <w:szCs w:val="23"/>
+          <w:shd w:val="clear" w:color="auto" w:fill="FFFFFF"/>
+        </w:rPr>
+        <w:t>p.27</w:t>
+      </w:r>
+      <w:r>
+        <w:rPr>
+          <w:rFonts w:ascii="Segoe UI" w:hAnsi="Segoe UI" w:cs="Segoe UI"/>
+          <w:color w:val="242424"/>
+          <w:sz w:val="23"/>
+          <w:szCs w:val="23"/>
+          <w:shd w:val="clear" w:color="auto" w:fill="FFFFFF"/>
+        </w:rPr>
+        <w:t>「</w:t>
+      </w:r>
+      <w:proofErr w:type="gramStart"/>
+      <w:r>
+        <w:rPr>
+          <w:rFonts w:ascii="Segoe UI" w:hAnsi="Segoe UI" w:cs="Segoe UI"/>
+          <w:color w:val="242424"/>
+          <w:sz w:val="23"/>
+          <w:szCs w:val="23"/>
+          <w:shd w:val="clear" w:color="auto" w:fill="FFFFFF"/>
+        </w:rPr>
+        <w:t>...</w:t>
+      </w:r>
+      <w:proofErr w:type="gramEnd"/>
+      <w:r>
+        <w:rPr>
+          <w:rFonts w:ascii="Segoe UI" w:hAnsi="Segoe UI" w:cs="Segoe UI"/>
+          <w:color w:val="242424"/>
+          <w:sz w:val="23"/>
+          <w:szCs w:val="23"/>
+          <w:shd w:val="clear" w:color="auto" w:fill="FFFFFF"/>
+        </w:rPr>
+        <w:t xml:space="preserve"> not only for the manager but also for investors.</w:t>
+      </w:r>
+      <w:r>
+        <w:rPr>
+          <w:rFonts w:ascii="Segoe UI" w:hAnsi="Segoe UI" w:cs="Segoe UI"/>
+          <w:color w:val="242424"/>
+          <w:sz w:val="23"/>
+          <w:szCs w:val="23"/>
+          <w:shd w:val="clear" w:color="auto" w:fill="FFFFFF"/>
+        </w:rPr>
+        <w:t>」までの段落は、まだこの文章が</w:t>
+      </w:r>
+      <w:r>
+        <w:rPr>
+          <w:rFonts w:ascii="Segoe UI" w:hAnsi="Segoe UI" w:cs="Segoe UI"/>
+          <w:color w:val="242424"/>
+          <w:sz w:val="23"/>
+          <w:szCs w:val="23"/>
+          <w:shd w:val="clear" w:color="auto" w:fill="FFFFFF"/>
+        </w:rPr>
+        <w:t>Section 4 (endogenous obfuscation)</w:t>
+      </w:r>
+      <w:r>
+        <w:rPr>
+          <w:rFonts w:ascii="Segoe UI" w:hAnsi="Segoe UI" w:cs="Segoe UI"/>
+          <w:color w:val="242424"/>
+          <w:sz w:val="23"/>
+          <w:szCs w:val="23"/>
+          <w:shd w:val="clear" w:color="auto" w:fill="FFFFFF"/>
+        </w:rPr>
+        <w:t>にあった前提のままになっています。つまり、</w:t>
+      </w:r>
+      <w:r>
+        <w:rPr>
+          <w:rFonts w:ascii="Segoe UI" w:hAnsi="Segoe UI" w:cs="Segoe UI"/>
+          <w:color w:val="242424"/>
+          <w:sz w:val="23"/>
+          <w:szCs w:val="23"/>
+          <w:shd w:val="clear" w:color="auto" w:fill="FFFFFF"/>
+        </w:rPr>
+        <w:t>manager</w:t>
+      </w:r>
+      <w:r>
+        <w:rPr>
+          <w:rFonts w:ascii="Segoe UI" w:hAnsi="Segoe UI" w:cs="Segoe UI"/>
+          <w:color w:val="242424"/>
+          <w:sz w:val="23"/>
+          <w:szCs w:val="23"/>
+          <w:shd w:val="clear" w:color="auto" w:fill="FFFFFF"/>
+        </w:rPr>
+        <w:t>が</w:t>
+      </w:r>
+      <w:r>
+        <w:rPr>
+          <w:rFonts w:ascii="Segoe UI" w:hAnsi="Segoe UI" w:cs="Segoe UI"/>
+          <w:color w:val="242424"/>
+          <w:sz w:val="23"/>
+          <w:szCs w:val="23"/>
+          <w:shd w:val="clear" w:color="auto" w:fill="FFFFFF"/>
+        </w:rPr>
+        <w:t>obfuscation</w:t>
+      </w:r>
+      <w:r>
+        <w:rPr>
+          <w:rFonts w:ascii="Segoe UI" w:hAnsi="Segoe UI" w:cs="Segoe UI"/>
+          <w:color w:val="242424"/>
+          <w:sz w:val="23"/>
+          <w:szCs w:val="23"/>
+          <w:shd w:val="clear" w:color="auto" w:fill="FFFFFF"/>
+        </w:rPr>
+        <w:t>を</w:t>
+      </w:r>
+      <w:r>
+        <w:rPr>
+          <w:rFonts w:ascii="Segoe UI" w:hAnsi="Segoe UI" w:cs="Segoe UI"/>
+          <w:color w:val="242424"/>
+          <w:sz w:val="23"/>
+          <w:szCs w:val="23"/>
+          <w:shd w:val="clear" w:color="auto" w:fill="FFFFFF"/>
+        </w:rPr>
+        <w:t>commitment device</w:t>
+      </w:r>
+      <w:r>
+        <w:rPr>
+          <w:rFonts w:ascii="Segoe UI" w:hAnsi="Segoe UI" w:cs="Segoe UI"/>
+          <w:color w:val="242424"/>
+          <w:sz w:val="23"/>
+          <w:szCs w:val="23"/>
+          <w:shd w:val="clear" w:color="auto" w:fill="FFFFFF"/>
+        </w:rPr>
+        <w:t>として選ぶという話になっています。でも</w:t>
+      </w:r>
+      <w:r>
+        <w:rPr>
+          <w:rFonts w:ascii="Segoe UI" w:hAnsi="Segoe UI" w:cs="Segoe UI"/>
+          <w:color w:val="242424"/>
+          <w:sz w:val="23"/>
+          <w:szCs w:val="23"/>
+          <w:shd w:val="clear" w:color="auto" w:fill="FFFFFF"/>
+        </w:rPr>
+        <w:t>section 3</w:t>
+      </w:r>
+      <w:r>
+        <w:rPr>
+          <w:rFonts w:ascii="Segoe UI" w:hAnsi="Segoe UI" w:cs="Segoe UI"/>
+          <w:color w:val="242424"/>
+          <w:sz w:val="23"/>
+          <w:szCs w:val="23"/>
+          <w:shd w:val="clear" w:color="auto" w:fill="FFFFFF"/>
+        </w:rPr>
+        <w:t>ではまだ</w:t>
+      </w:r>
+      <w:r>
+        <w:rPr>
+          <w:rFonts w:ascii="Segoe UI" w:hAnsi="Segoe UI" w:cs="Segoe UI"/>
+          <w:color w:val="242424"/>
+          <w:sz w:val="23"/>
+          <w:szCs w:val="23"/>
+          <w:shd w:val="clear" w:color="auto" w:fill="FFFFFF"/>
+        </w:rPr>
+        <w:t>obfuscation</w:t>
+      </w:r>
+      <w:r>
+        <w:rPr>
+          <w:rFonts w:ascii="Segoe UI" w:hAnsi="Segoe UI" w:cs="Segoe UI"/>
+          <w:color w:val="242424"/>
+          <w:sz w:val="23"/>
+          <w:szCs w:val="23"/>
+          <w:shd w:val="clear" w:color="auto" w:fill="FFFFFF"/>
+        </w:rPr>
+        <w:t>は外生なので、修正する必要があります。以下の感じはいかがでしょうか。</w:t>
+      </w:r>
+      <w:r>
+        <w:rPr>
+          <w:rFonts w:ascii="Segoe UI" w:hAnsi="Segoe UI" w:cs="Segoe UI"/>
+          <w:color w:val="242424"/>
+          <w:sz w:val="23"/>
+          <w:szCs w:val="23"/>
+        </w:rPr>
+        <w:br/>
+      </w:r>
+      <w:r>
+        <w:rPr>
+          <w:rFonts w:ascii="Segoe UI" w:hAnsi="Segoe UI" w:cs="Segoe UI"/>
+          <w:color w:val="242424"/>
+          <w:sz w:val="23"/>
+          <w:szCs w:val="23"/>
+        </w:rPr>
+        <w:br/>
+      </w:r>
+      <w:r>
+        <w:rPr>
+          <w:rFonts w:ascii="Segoe UI" w:hAnsi="Segoe UI" w:cs="Segoe UI"/>
+          <w:color w:val="242424"/>
+          <w:sz w:val="23"/>
+          <w:szCs w:val="23"/>
+          <w:shd w:val="clear" w:color="auto" w:fill="FFFFFF"/>
+        </w:rPr>
+        <w:t xml:space="preserve">Thus, Corollary 3.4 demonstrates that even investors prefer obfuscated funds from </w:t>
+      </w:r>
+      <w:r>
+        <w:rPr>
+          <w:rFonts w:ascii="Segoe UI" w:hAnsi="Segoe UI" w:cs="Segoe UI"/>
+          <w:color w:val="242424"/>
+          <w:sz w:val="23"/>
+          <w:szCs w:val="23"/>
+          <w:shd w:val="clear" w:color="auto" w:fill="FFFFFF"/>
+        </w:rPr>
+        <w:lastRenderedPageBreak/>
+        <w:t xml:space="preserve">an </w:t>
+      </w:r>
+      <w:proofErr w:type="gramStart"/>
+      <w:r>
+        <w:rPr>
+          <w:rFonts w:ascii="Segoe UI" w:hAnsi="Segoe UI" w:cs="Segoe UI"/>
+          <w:color w:val="242424"/>
+          <w:sz w:val="23"/>
+          <w:szCs w:val="23"/>
+          <w:shd w:val="clear" w:color="auto" w:fill="FFFFFF"/>
+        </w:rPr>
+        <w:t>ex ante</w:t>
+      </w:r>
+      <w:proofErr w:type="gramEnd"/>
+      <w:r>
+        <w:rPr>
+          <w:rFonts w:ascii="Segoe UI" w:hAnsi="Segoe UI" w:cs="Segoe UI"/>
+          <w:color w:val="242424"/>
+          <w:sz w:val="23"/>
+          <w:szCs w:val="23"/>
+          <w:shd w:val="clear" w:color="auto" w:fill="FFFFFF"/>
+        </w:rPr>
+        <w:t xml:space="preserve"> perspective. This somewhat counterintuitive result provides a theoretical explanation for the seemingly puzzling real-world observation that investors willingly allocate substantial capital to opaque funds that deliberately obfuscate their investment strategies. The intuition is as follows. When the fund is transparent, investors can infer the manager's skill from her actions. Anticipating such scrutiny, the manager becomes concerned about investors' perceptions and engages in inefficient risk taking, thereby reducing fund performance. When obfuscation is high, however, investors' ability to infer the manager's skill is limited, which dampens her reputation concerns. This allows her to pursue more profit-driven strategies, improving fund performance. Consequently, obfuscation can be beneficial not only for the manager but also for investors.  </w:t>
+      </w:r>
+      <w:r>
+        <w:rPr>
+          <w:rFonts w:ascii="Segoe UI" w:hAnsi="Segoe UI" w:cs="Segoe UI"/>
+          <w:color w:val="242424"/>
+          <w:sz w:val="23"/>
+          <w:szCs w:val="23"/>
+        </w:rPr>
+        <w:br/>
+      </w:r>
+      <w:r>
+        <w:rPr>
+          <w:rFonts w:ascii="Segoe UI" w:hAnsi="Segoe UI" w:cs="Segoe UI"/>
+          <w:color w:val="242424"/>
+          <w:sz w:val="23"/>
+          <w:szCs w:val="23"/>
+        </w:rPr>
+        <w:br/>
+      </w:r>
+      <w:r>
+        <w:rPr>
+          <w:rFonts w:ascii="Segoe UI" w:hAnsi="Segoe UI" w:cs="Segoe UI"/>
+          <w:color w:val="242424"/>
+          <w:sz w:val="23"/>
+          <w:szCs w:val="23"/>
+          <w:shd w:val="clear" w:color="auto" w:fill="FFFFFF"/>
+        </w:rPr>
+        <w:t>16. P.32</w:t>
+      </w:r>
+      <w:r>
+        <w:rPr>
+          <w:rFonts w:ascii="Segoe UI" w:hAnsi="Segoe UI" w:cs="Segoe UI"/>
+          <w:color w:val="242424"/>
+          <w:sz w:val="23"/>
+          <w:szCs w:val="23"/>
+          <w:shd w:val="clear" w:color="auto" w:fill="FFFFFF"/>
+        </w:rPr>
+        <w:t>下「</w:t>
+      </w:r>
+      <w:r>
+        <w:rPr>
+          <w:rFonts w:ascii="Segoe UI" w:hAnsi="Segoe UI" w:cs="Segoe UI"/>
+          <w:color w:val="242424"/>
+          <w:sz w:val="23"/>
+          <w:szCs w:val="23"/>
+          <w:shd w:val="clear" w:color="auto" w:fill="FFFFFF"/>
+        </w:rPr>
+        <w:t>From Corollary 3.4</w:t>
+      </w:r>
+      <w:proofErr w:type="gramStart"/>
+      <w:r>
+        <w:rPr>
+          <w:rFonts w:ascii="Segoe UI" w:hAnsi="Segoe UI" w:cs="Segoe UI"/>
+          <w:color w:val="242424"/>
+          <w:sz w:val="23"/>
+          <w:szCs w:val="23"/>
+          <w:shd w:val="clear" w:color="auto" w:fill="FFFFFF"/>
+        </w:rPr>
+        <w:t>...</w:t>
+      </w:r>
+      <w:proofErr w:type="gramEnd"/>
+      <w:r>
+        <w:rPr>
+          <w:rFonts w:ascii="Segoe UI" w:hAnsi="Segoe UI" w:cs="Segoe UI"/>
+          <w:color w:val="242424"/>
+          <w:sz w:val="23"/>
+          <w:szCs w:val="23"/>
+          <w:shd w:val="clear" w:color="auto" w:fill="FFFFFF"/>
+        </w:rPr>
+        <w:t>」からの２文：</w:t>
+      </w:r>
+      <w:r>
+        <w:rPr>
+          <w:rFonts w:ascii="Segoe UI" w:hAnsi="Segoe UI" w:cs="Segoe UI"/>
+          <w:color w:val="242424"/>
+          <w:sz w:val="23"/>
+          <w:szCs w:val="23"/>
+          <w:shd w:val="clear" w:color="auto" w:fill="FFFFFF"/>
+        </w:rPr>
+        <w:t>Corollary 3.4</w:t>
+      </w:r>
+      <w:r>
+        <w:rPr>
+          <w:rFonts w:ascii="Segoe UI" w:hAnsi="Segoe UI" w:cs="Segoe UI"/>
+          <w:color w:val="242424"/>
+          <w:sz w:val="23"/>
+          <w:szCs w:val="23"/>
+          <w:shd w:val="clear" w:color="auto" w:fill="FFFFFF"/>
+        </w:rPr>
+        <w:t>ではまだ</w:t>
+      </w:r>
+      <w:r>
+        <w:rPr>
+          <w:rFonts w:ascii="Segoe UI" w:hAnsi="Segoe UI" w:cs="Segoe UI"/>
+          <w:color w:val="242424"/>
+          <w:sz w:val="23"/>
+          <w:szCs w:val="23"/>
+          <w:shd w:val="clear" w:color="auto" w:fill="FFFFFF"/>
+        </w:rPr>
+        <w:t>obfuscation</w:t>
+      </w:r>
+      <w:r>
+        <w:rPr>
+          <w:rFonts w:ascii="Segoe UI" w:hAnsi="Segoe UI" w:cs="Segoe UI"/>
+          <w:color w:val="242424"/>
+          <w:sz w:val="23"/>
+          <w:szCs w:val="23"/>
+          <w:shd w:val="clear" w:color="auto" w:fill="FFFFFF"/>
+        </w:rPr>
+        <w:t>は外生なので、</w:t>
+      </w:r>
+      <w:r>
+        <w:rPr>
+          <w:rFonts w:ascii="Segoe UI" w:hAnsi="Segoe UI" w:cs="Segoe UI"/>
+          <w:color w:val="242424"/>
+          <w:sz w:val="23"/>
+          <w:szCs w:val="23"/>
+          <w:shd w:val="clear" w:color="auto" w:fill="FFFFFF"/>
+        </w:rPr>
+        <w:t>commitment device</w:t>
+      </w:r>
+      <w:r>
+        <w:rPr>
+          <w:rFonts w:ascii="Segoe UI" w:hAnsi="Segoe UI" w:cs="Segoe UI"/>
+          <w:color w:val="242424"/>
+          <w:sz w:val="23"/>
+          <w:szCs w:val="23"/>
+          <w:shd w:val="clear" w:color="auto" w:fill="FFFFFF"/>
+        </w:rPr>
+        <w:t>ということは言えません。そのため、ここではじめて</w:t>
+      </w:r>
+      <w:proofErr w:type="spellStart"/>
+      <w:r>
+        <w:rPr>
+          <w:rFonts w:ascii="Segoe UI" w:hAnsi="Segoe UI" w:cs="Segoe UI"/>
+          <w:color w:val="242424"/>
+          <w:sz w:val="23"/>
+          <w:szCs w:val="23"/>
+          <w:shd w:val="clear" w:color="auto" w:fill="FFFFFF"/>
+        </w:rPr>
+        <w:t>commetment</w:t>
+      </w:r>
+      <w:proofErr w:type="spellEnd"/>
+      <w:r>
+        <w:rPr>
+          <w:rFonts w:ascii="Segoe UI" w:hAnsi="Segoe UI" w:cs="Segoe UI"/>
+          <w:color w:val="242424"/>
+          <w:sz w:val="23"/>
+          <w:szCs w:val="23"/>
+          <w:shd w:val="clear" w:color="auto" w:fill="FFFFFF"/>
+        </w:rPr>
+        <w:t xml:space="preserve"> device</w:t>
+      </w:r>
+      <w:r>
+        <w:rPr>
+          <w:rFonts w:ascii="Segoe UI" w:hAnsi="Segoe UI" w:cs="Segoe UI"/>
+          <w:color w:val="242424"/>
+          <w:sz w:val="23"/>
+          <w:szCs w:val="23"/>
+          <w:shd w:val="clear" w:color="auto" w:fill="FFFFFF"/>
+        </w:rPr>
+        <w:t>という言い方が出てくることになります。以下の感じではいかがでしょうか。</w:t>
+      </w:r>
+      <w:r>
+        <w:rPr>
+          <w:rFonts w:ascii="Segoe UI" w:hAnsi="Segoe UI" w:cs="Segoe UI"/>
+          <w:color w:val="242424"/>
+          <w:sz w:val="23"/>
+          <w:szCs w:val="23"/>
+        </w:rPr>
+        <w:br/>
+      </w:r>
+      <w:r>
+        <w:rPr>
+          <w:rFonts w:ascii="Segoe UI" w:hAnsi="Segoe UI" w:cs="Segoe UI"/>
+          <w:color w:val="242424"/>
+          <w:sz w:val="23"/>
+          <w:szCs w:val="23"/>
+        </w:rPr>
+        <w:br/>
+      </w:r>
+      <w:r>
+        <w:rPr>
+          <w:rFonts w:ascii="Segoe UI" w:hAnsi="Segoe UI" w:cs="Segoe UI"/>
+          <w:color w:val="242424"/>
+          <w:sz w:val="23"/>
+          <w:szCs w:val="23"/>
+          <w:shd w:val="clear" w:color="auto" w:fill="FFFFFF"/>
+        </w:rPr>
+        <w:t>From Corollary 3.4 in Subsection 3.7.2, obfuscation raises $E[\</w:t>
+      </w:r>
+      <w:proofErr w:type="gramStart"/>
+      <w:r>
+        <w:rPr>
+          <w:rFonts w:ascii="Segoe UI" w:hAnsi="Segoe UI" w:cs="Segoe UI"/>
+          <w:color w:val="242424"/>
+          <w:sz w:val="23"/>
+          <w:szCs w:val="23"/>
+          <w:shd w:val="clear" w:color="auto" w:fill="FFFFFF"/>
+        </w:rPr>
+        <w:t>pi]$</w:t>
+      </w:r>
+      <w:proofErr w:type="gramEnd"/>
+      <w:r>
+        <w:rPr>
+          <w:rFonts w:ascii="Segoe UI" w:hAnsi="Segoe UI" w:cs="Segoe UI"/>
+          <w:color w:val="242424"/>
+          <w:sz w:val="23"/>
+          <w:szCs w:val="23"/>
+          <w:shd w:val="clear" w:color="auto" w:fill="FFFFFF"/>
+        </w:rPr>
+        <w:t xml:space="preserve"> by preempting distortions arising from the manager's showing-off motive. The manager therefore uses obfuscation as a commitment device, trading off its benefit in mitigating these distortions against its cost.  </w:t>
+      </w:r>
+      <w:r>
+        <w:rPr>
+          <w:rFonts w:ascii="Segoe UI" w:hAnsi="Segoe UI" w:cs="Segoe UI"/>
+          <w:color w:val="242424"/>
+          <w:sz w:val="23"/>
+          <w:szCs w:val="23"/>
+        </w:rPr>
+        <w:br/>
+      </w:r>
+      <w:r>
+        <w:rPr>
+          <w:rFonts w:ascii="Segoe UI" w:hAnsi="Segoe UI" w:cs="Segoe UI"/>
+          <w:color w:val="242424"/>
+          <w:sz w:val="23"/>
+          <w:szCs w:val="23"/>
+        </w:rPr>
+        <w:br/>
+      </w:r>
+      <w:r>
+        <w:rPr>
+          <w:rFonts w:ascii="Segoe UI" w:hAnsi="Segoe UI" w:cs="Segoe UI"/>
+          <w:color w:val="242424"/>
+          <w:sz w:val="23"/>
+          <w:szCs w:val="23"/>
+          <w:shd w:val="clear" w:color="auto" w:fill="FFFFFF"/>
+        </w:rPr>
+        <w:t>17. P.36</w:t>
+      </w:r>
+      <w:r>
+        <w:rPr>
+          <w:rFonts w:ascii="Segoe UI" w:hAnsi="Segoe UI" w:cs="Segoe UI"/>
+          <w:color w:val="242424"/>
+          <w:sz w:val="23"/>
+          <w:szCs w:val="23"/>
+          <w:shd w:val="clear" w:color="auto" w:fill="FFFFFF"/>
+        </w:rPr>
+        <w:t>下の方：「</w:t>
+      </w:r>
+      <w:proofErr w:type="gramStart"/>
+      <w:r>
+        <w:rPr>
+          <w:rFonts w:ascii="Segoe UI" w:hAnsi="Segoe UI" w:cs="Segoe UI"/>
+          <w:color w:val="242424"/>
+          <w:sz w:val="23"/>
+          <w:szCs w:val="23"/>
+          <w:shd w:val="clear" w:color="auto" w:fill="FFFFFF"/>
+        </w:rPr>
+        <w:t>...</w:t>
+      </w:r>
+      <w:proofErr w:type="gramEnd"/>
+      <w:r>
+        <w:rPr>
+          <w:rFonts w:ascii="Segoe UI" w:hAnsi="Segoe UI" w:cs="Segoe UI"/>
+          <w:color w:val="242424"/>
+          <w:sz w:val="23"/>
+          <w:szCs w:val="23"/>
+          <w:shd w:val="clear" w:color="auto" w:fill="FFFFFF"/>
+        </w:rPr>
+        <w:t>and a reputation-driven equilibrium, in which</w:t>
+      </w:r>
+      <w:proofErr w:type="gramStart"/>
+      <w:r>
+        <w:rPr>
+          <w:rFonts w:ascii="Segoe UI" w:hAnsi="Segoe UI" w:cs="Segoe UI"/>
+          <w:color w:val="242424"/>
+          <w:sz w:val="23"/>
+          <w:szCs w:val="23"/>
+          <w:shd w:val="clear" w:color="auto" w:fill="FFFFFF"/>
+        </w:rPr>
+        <w:t>...</w:t>
+      </w:r>
+      <w:proofErr w:type="gramEnd"/>
+      <w:r>
+        <w:rPr>
+          <w:rFonts w:ascii="Segoe UI" w:hAnsi="Segoe UI" w:cs="Segoe UI"/>
+          <w:color w:val="242424"/>
+          <w:sz w:val="23"/>
+          <w:szCs w:val="23"/>
+          <w:shd w:val="clear" w:color="auto" w:fill="FFFFFF"/>
+        </w:rPr>
+        <w:t>」の文中の「</w:t>
+      </w:r>
+      <w:r>
+        <w:rPr>
+          <w:rFonts w:ascii="Segoe UI" w:hAnsi="Segoe UI" w:cs="Segoe UI"/>
+          <w:color w:val="242424"/>
+          <w:sz w:val="23"/>
+          <w:szCs w:val="23"/>
+          <w:shd w:val="clear" w:color="auto" w:fill="FFFFFF"/>
+        </w:rPr>
+        <w:t>and attract capital</w:t>
+      </w:r>
+      <w:r>
+        <w:rPr>
+          <w:rFonts w:ascii="Segoe UI" w:hAnsi="Segoe UI" w:cs="Segoe UI"/>
+          <w:color w:val="242424"/>
+          <w:sz w:val="23"/>
+          <w:szCs w:val="23"/>
+          <w:shd w:val="clear" w:color="auto" w:fill="FFFFFF"/>
+        </w:rPr>
+        <w:t>」は無くて良いかもしれません。</w:t>
+      </w:r>
+      <w:r>
+        <w:rPr>
+          <w:rFonts w:ascii="Segoe UI" w:hAnsi="Segoe UI" w:cs="Segoe UI"/>
+          <w:color w:val="242424"/>
+          <w:sz w:val="23"/>
+          <w:szCs w:val="23"/>
+        </w:rPr>
+        <w:br/>
+      </w:r>
+      <w:r>
+        <w:rPr>
+          <w:rFonts w:ascii="Segoe UI" w:hAnsi="Segoe UI" w:cs="Segoe UI"/>
+          <w:color w:val="242424"/>
+          <w:sz w:val="23"/>
+          <w:szCs w:val="23"/>
+        </w:rPr>
+        <w:br/>
+      </w:r>
+      <w:r>
+        <w:rPr>
+          <w:rFonts w:ascii="Segoe UI" w:hAnsi="Segoe UI" w:cs="Segoe UI"/>
+          <w:color w:val="242424"/>
+          <w:sz w:val="23"/>
+          <w:szCs w:val="23"/>
+          <w:shd w:val="clear" w:color="auto" w:fill="FFFFFF"/>
+        </w:rPr>
+        <w:t>18. P.37</w:t>
+      </w:r>
+      <w:r>
+        <w:rPr>
+          <w:rFonts w:ascii="Segoe UI" w:hAnsi="Segoe UI" w:cs="Segoe UI"/>
+          <w:color w:val="242424"/>
+          <w:sz w:val="23"/>
+          <w:szCs w:val="23"/>
+          <w:shd w:val="clear" w:color="auto" w:fill="FFFFFF"/>
+        </w:rPr>
+        <w:t>一番上：</w:t>
+      </w:r>
+      <w:r>
+        <w:rPr>
+          <w:rFonts w:ascii="Segoe UI" w:hAnsi="Segoe UI" w:cs="Segoe UI"/>
+          <w:color w:val="242424"/>
+          <w:sz w:val="23"/>
+          <w:szCs w:val="23"/>
+          <w:shd w:val="clear" w:color="auto" w:fill="FFFFFF"/>
+        </w:rPr>
+        <w:t>transparency can backfire</w:t>
+      </w:r>
+      <w:r>
+        <w:rPr>
+          <w:rFonts w:ascii="Segoe UI" w:hAnsi="Segoe UI" w:cs="Segoe UI"/>
+          <w:color w:val="242424"/>
+          <w:sz w:val="23"/>
+          <w:szCs w:val="23"/>
+          <w:shd w:val="clear" w:color="auto" w:fill="FFFFFF"/>
+        </w:rPr>
+        <w:t>の内容に、</w:t>
+      </w:r>
+      <w:r>
+        <w:rPr>
+          <w:rFonts w:ascii="Segoe UI" w:hAnsi="Segoe UI" w:cs="Segoe UI"/>
+          <w:color w:val="242424"/>
+          <w:sz w:val="23"/>
+          <w:szCs w:val="23"/>
+          <w:shd w:val="clear" w:color="auto" w:fill="FFFFFF"/>
+        </w:rPr>
+        <w:t>fund performance</w:t>
+      </w:r>
+      <w:r>
+        <w:rPr>
+          <w:rFonts w:ascii="Segoe UI" w:hAnsi="Segoe UI" w:cs="Segoe UI"/>
+          <w:color w:val="242424"/>
+          <w:sz w:val="23"/>
+          <w:szCs w:val="23"/>
+          <w:shd w:val="clear" w:color="auto" w:fill="FFFFFF"/>
+        </w:rPr>
+        <w:t>が下がって</w:t>
+      </w:r>
+      <w:r>
+        <w:rPr>
+          <w:rFonts w:ascii="Segoe UI" w:hAnsi="Segoe UI" w:cs="Segoe UI"/>
+          <w:color w:val="242424"/>
+          <w:sz w:val="23"/>
+          <w:szCs w:val="23"/>
+          <w:shd w:val="clear" w:color="auto" w:fill="FFFFFF"/>
+        </w:rPr>
+        <w:t>investors</w:t>
+      </w:r>
+      <w:r>
+        <w:rPr>
+          <w:rFonts w:ascii="Segoe UI" w:hAnsi="Segoe UI" w:cs="Segoe UI"/>
+          <w:color w:val="242424"/>
+          <w:sz w:val="23"/>
+          <w:szCs w:val="23"/>
+          <w:shd w:val="clear" w:color="auto" w:fill="FFFFFF"/>
+        </w:rPr>
+        <w:t>も</w:t>
+      </w:r>
+      <w:r>
+        <w:rPr>
+          <w:rFonts w:ascii="Segoe UI" w:hAnsi="Segoe UI" w:cs="Segoe UI"/>
+          <w:color w:val="242424"/>
+          <w:sz w:val="23"/>
+          <w:szCs w:val="23"/>
+          <w:shd w:val="clear" w:color="auto" w:fill="FFFFFF"/>
+        </w:rPr>
+        <w:t>manager</w:t>
+      </w:r>
+      <w:r>
+        <w:rPr>
+          <w:rFonts w:ascii="Segoe UI" w:hAnsi="Segoe UI" w:cs="Segoe UI"/>
+          <w:color w:val="242424"/>
+          <w:sz w:val="23"/>
+          <w:szCs w:val="23"/>
+          <w:shd w:val="clear" w:color="auto" w:fill="FFFFFF"/>
+        </w:rPr>
+        <w:t>も損をすることを追加した方が良いかもしれません。</w:t>
+      </w:r>
     </w:p>
     <w:sectPr>
       <w:pgSz w:w="11906" w:h="16838"/>
@@ -5796,7 +8556,7 @@
         <w:ind w:left="1760" w:hanging="440"/>
       </w:pPr>
     </w:lvl>
-    <w:lvl w:ilvl="4" w:tplc="04090017" w:tentative="1">
+    <w:lvl w:ilvl="4" w:tplc="04090017">
       <w:start w:val="1"/>
       <w:numFmt w:val="aiueoFullWidth"/>
       <w:lvlText w:val="(%5)"/>
